--- a/docs/schedule.docx
+++ b/docs/schedule.docx
@@ -544,35 +544,83 @@
             <w:pPr>
               <w:pStyle w:val="Compact"/>
             </w:pPr>
-          </w:p>
-        </w:tc>
-        <w:tc>
-          <w:tcPr/>
-          <w:p>
-            <w:pPr>
-              <w:pStyle w:val="Compact"/>
-            </w:pPr>
-            <w:r>
-              <w:t xml:space="preserve">F</w:t>
-            </w:r>
-          </w:p>
-        </w:tc>
-        <w:tc>
-          <w:tcPr/>
-          <w:p>
-            <w:pPr>
-              <w:pStyle w:val="Compact"/>
-            </w:pPr>
-          </w:p>
-        </w:tc>
-        <w:tc>
-          <w:tcPr/>
-          <w:p>
-            <w:pPr>
-              <w:pStyle w:val="Compact"/>
-            </w:pPr>
-            <w:r>
-              <w:t xml:space="preserve">Background Design 1 [</w:t>
+            <w:r>
+              <w:t xml:space="preserve">Week 3</w:t>
+            </w:r>
+          </w:p>
+        </w:tc>
+        <w:tc>
+          <w:tcPr/>
+          <w:p>
+            <w:pPr>
+              <w:pStyle w:val="Compact"/>
+            </w:pPr>
+          </w:p>
+        </w:tc>
+        <w:tc>
+          <w:tcPr/>
+          <w:p>
+            <w:pPr>
+              <w:pStyle w:val="Compact"/>
+            </w:pPr>
+          </w:p>
+        </w:tc>
+        <w:tc>
+          <w:tcPr/>
+          <w:p>
+            <w:pPr>
+              <w:pStyle w:val="Compact"/>
+            </w:pPr>
+          </w:p>
+        </w:tc>
+        <w:tc>
+          <w:tcPr/>
+          <w:p>
+            <w:pPr>
+              <w:pStyle w:val="Compact"/>
+            </w:pPr>
+          </w:p>
+        </w:tc>
+      </w:tr>
+      <w:tr>
+        <w:tc>
+          <w:tcPr/>
+          <w:p>
+            <w:pPr>
+              <w:pStyle w:val="Compact"/>
+            </w:pPr>
+            <w:r>
+              <w:t xml:space="preserve">9/8</w:t>
+            </w:r>
+          </w:p>
+        </w:tc>
+        <w:tc>
+          <w:tcPr/>
+          <w:p>
+            <w:pPr>
+              <w:pStyle w:val="Compact"/>
+            </w:pPr>
+            <w:r>
+              <w:t xml:space="preserve">M</w:t>
+            </w:r>
+          </w:p>
+        </w:tc>
+        <w:tc>
+          <w:tcPr/>
+          <w:p>
+            <w:pPr>
+              <w:pStyle w:val="Compact"/>
+            </w:pPr>
+          </w:p>
+        </w:tc>
+        <w:tc>
+          <w:tcPr/>
+          <w:p>
+            <w:pPr>
+              <w:pStyle w:val="Compact"/>
+            </w:pPr>
+            <w:r>
+              <w:t xml:space="preserve">Background Design 1 by email [</w:t>
             </w:r>
             <w:hyperlink r:id="rId33">
               <w:r>
@@ -585,51 +633,6 @@
             <w:r>
               <w:t xml:space="preserve">]</w:t>
             </w:r>
-          </w:p>
-        </w:tc>
-        <w:tc>
-          <w:tcPr/>
-          <w:p>
-            <w:pPr>
-              <w:pStyle w:val="Compact"/>
-            </w:pPr>
-          </w:p>
-        </w:tc>
-      </w:tr>
-      <w:tr>
-        <w:tc>
-          <w:tcPr/>
-          <w:p>
-            <w:pPr>
-              <w:pStyle w:val="Compact"/>
-            </w:pPr>
-            <w:r>
-              <w:t xml:space="preserve">Week 3</w:t>
-            </w:r>
-          </w:p>
-        </w:tc>
-        <w:tc>
-          <w:tcPr/>
-          <w:p>
-            <w:pPr>
-              <w:pStyle w:val="Compact"/>
-            </w:pPr>
-          </w:p>
-        </w:tc>
-        <w:tc>
-          <w:tcPr/>
-          <w:p>
-            <w:pPr>
-              <w:pStyle w:val="Compact"/>
-            </w:pPr>
-          </w:p>
-        </w:tc>
-        <w:tc>
-          <w:tcPr/>
-          <w:p>
-            <w:pPr>
-              <w:pStyle w:val="Compact"/>
-            </w:pPr>
           </w:p>
         </w:tc>
         <w:tc>

--- a/docs/schedule.docx
+++ b/docs/schedule.docx
@@ -912,7 +912,7 @@
               <w:pStyle w:val="Compact"/>
             </w:pPr>
             <w:r>
-              <w:t xml:space="preserve">Lab Practical / Lab3:PC3-IWS-Peripheral Circ/Dive Resp [</w:t>
+              <w:t xml:space="preserve">Lab5: PC1-IWS-Toad Heart [</w:t>
             </w:r>
             <w:hyperlink r:id="rId40">
               <w:r>
@@ -983,6 +983,244 @@
             <w:pPr>
               <w:pStyle w:val="Compact"/>
             </w:pPr>
+            <w:r>
+              <w:t xml:space="preserve">Week 5</w:t>
+            </w:r>
+          </w:p>
+        </w:tc>
+        <w:tc>
+          <w:tcPr/>
+          <w:p>
+            <w:pPr>
+              <w:pStyle w:val="Compact"/>
+            </w:pPr>
+          </w:p>
+        </w:tc>
+        <w:tc>
+          <w:tcPr/>
+          <w:p>
+            <w:pPr>
+              <w:pStyle w:val="Compact"/>
+            </w:pPr>
+          </w:p>
+        </w:tc>
+        <w:tc>
+          <w:tcPr/>
+          <w:p>
+            <w:pPr>
+              <w:pStyle w:val="Compact"/>
+            </w:pPr>
+          </w:p>
+        </w:tc>
+        <w:tc>
+          <w:tcPr/>
+          <w:p>
+            <w:pPr>
+              <w:pStyle w:val="Compact"/>
+            </w:pPr>
+          </w:p>
+        </w:tc>
+      </w:tr>
+      <w:tr>
+        <w:tc>
+          <w:tcPr/>
+          <w:p>
+            <w:pPr>
+              <w:pStyle w:val="Compact"/>
+            </w:pPr>
+            <w:r>
+              <w:t xml:space="preserve">9/22</w:t>
+            </w:r>
+          </w:p>
+        </w:tc>
+        <w:tc>
+          <w:tcPr/>
+          <w:p>
+            <w:pPr>
+              <w:pStyle w:val="Compact"/>
+            </w:pPr>
+            <w:r>
+              <w:t xml:space="preserve">M</w:t>
+            </w:r>
+          </w:p>
+        </w:tc>
+        <w:tc>
+          <w:tcPr/>
+          <w:p>
+            <w:pPr>
+              <w:pStyle w:val="Compact"/>
+            </w:pPr>
+          </w:p>
+        </w:tc>
+        <w:tc>
+          <w:tcPr/>
+          <w:p>
+            <w:pPr>
+              <w:pStyle w:val="Compact"/>
+            </w:pPr>
+            <w:r>
+              <w:t xml:space="preserve">Design 1 Due [</w:t>
+            </w:r>
+            <w:hyperlink r:id="rId41">
+              <w:r>
+                <w:rPr>
+                  <w:rStyle w:val="Hyperlink"/>
+                </w:rPr>
+                <w:t xml:space="preserve">assignment</w:t>
+              </w:r>
+            </w:hyperlink>
+            <w:r>
+              <w:t xml:space="preserve">] [</w:t>
+            </w:r>
+            <w:hyperlink r:id="rId42">
+              <w:r>
+                <w:rPr>
+                  <w:rStyle w:val="Hyperlink"/>
+                </w:rPr>
+                <w:t xml:space="preserve">pdf</w:t>
+              </w:r>
+            </w:hyperlink>
+            <w:r>
+              <w:t xml:space="preserve">] [</w:t>
+            </w:r>
+            <w:hyperlink r:id="rId43">
+              <w:r>
+                <w:rPr>
+                  <w:rStyle w:val="Hyperlink"/>
+                </w:rPr>
+                <w:t xml:space="preserve">FAQs</w:t>
+              </w:r>
+            </w:hyperlink>
+            <w:r>
+              <w:t xml:space="preserve">] [</w:t>
+            </w:r>
+            <w:hyperlink r:id="rId44">
+              <w:r>
+                <w:rPr>
+                  <w:rStyle w:val="Hyperlink"/>
+                </w:rPr>
+                <w:t xml:space="preserve">turn in</w:t>
+              </w:r>
+            </w:hyperlink>
+            <w:r>
+              <w:t xml:space="preserve">]</w:t>
+            </w:r>
+          </w:p>
+        </w:tc>
+        <w:tc>
+          <w:tcPr/>
+          <w:p>
+            <w:pPr>
+              <w:pStyle w:val="Compact"/>
+            </w:pPr>
+          </w:p>
+        </w:tc>
+      </w:tr>
+      <w:tr>
+        <w:tc>
+          <w:tcPr/>
+          <w:p>
+            <w:pPr>
+              <w:pStyle w:val="Compact"/>
+            </w:pPr>
+            <w:r>
+              <w:t xml:space="preserve">9/24</w:t>
+            </w:r>
+          </w:p>
+        </w:tc>
+        <w:tc>
+          <w:tcPr/>
+          <w:p>
+            <w:pPr>
+              <w:pStyle w:val="Compact"/>
+            </w:pPr>
+            <w:r>
+              <w:t xml:space="preserve">W</w:t>
+            </w:r>
+          </w:p>
+        </w:tc>
+        <w:tc>
+          <w:tcPr/>
+          <w:p>
+            <w:pPr>
+              <w:pStyle w:val="Compact"/>
+            </w:pPr>
+            <w:r>
+              <w:t xml:space="preserve">Sustained Metabolic Scope Paper [</w:t>
+            </w:r>
+            <w:hyperlink r:id="rId45">
+              <w:r>
+                <w:rPr>
+                  <w:rStyle w:val="Hyperlink"/>
+                </w:rPr>
+                <w:t xml:space="preserve">discussion</w:t>
+              </w:r>
+            </w:hyperlink>
+            <w:r>
+              <w:t xml:space="preserve">] [</w:t>
+            </w:r>
+            <w:hyperlink r:id="rId46">
+              <w:r>
+                <w:rPr>
+                  <w:rStyle w:val="Hyperlink"/>
+                </w:rPr>
+                <w:t xml:space="preserve">Hammond and Diamond 1997</w:t>
+              </w:r>
+            </w:hyperlink>
+            <w:r>
+              <w:t xml:space="preserve">], [</w:t>
+            </w:r>
+            <w:hyperlink r:id="rId46">
+              <w:r>
+                <w:rPr>
+                  <w:rStyle w:val="Hyperlink"/>
+                </w:rPr>
+                <w:t xml:space="preserve">optional: Peterson et al. 1990</w:t>
+              </w:r>
+            </w:hyperlink>
+            <w:r>
+              <w:t xml:space="preserve">]</w:t>
+            </w:r>
+          </w:p>
+        </w:tc>
+        <w:tc>
+          <w:tcPr/>
+          <w:p>
+            <w:pPr>
+              <w:pStyle w:val="Compact"/>
+            </w:pPr>
+          </w:p>
+        </w:tc>
+        <w:tc>
+          <w:tcPr/>
+          <w:p>
+            <w:pPr>
+              <w:pStyle w:val="Compact"/>
+            </w:pPr>
+            <w:r>
+              <w:t xml:space="preserve">Design Critique Session/Peer Critique 1 [</w:t>
+            </w:r>
+            <w:hyperlink r:id="rId44">
+              <w:r>
+                <w:rPr>
+                  <w:rStyle w:val="Hyperlink"/>
+                </w:rPr>
+                <w:t xml:space="preserve">turn in</w:t>
+              </w:r>
+            </w:hyperlink>
+            <w:r>
+              <w:t xml:space="preserve">]</w:t>
+            </w:r>
+          </w:p>
+        </w:tc>
+      </w:tr>
+      <w:tr>
+        <w:tc>
+          <w:tcPr/>
+          <w:p>
+            <w:pPr>
+              <w:pStyle w:val="Compact"/>
+            </w:pPr>
           </w:p>
         </w:tc>
         <w:tc>
@@ -1002,122 +1240,381 @@
             <w:pPr>
               <w:pStyle w:val="Compact"/>
             </w:pPr>
-          </w:p>
-        </w:tc>
-        <w:tc>
-          <w:tcPr/>
-          <w:p>
-            <w:pPr>
-              <w:pStyle w:val="Compact"/>
-            </w:pPr>
-          </w:p>
-        </w:tc>
-        <w:tc>
-          <w:tcPr/>
-          <w:p>
-            <w:pPr>
-              <w:pStyle w:val="Compact"/>
-            </w:pPr>
-          </w:p>
-        </w:tc>
-      </w:tr>
-      <w:tr>
-        <w:tc>
-          <w:tcPr/>
-          <w:p>
-            <w:pPr>
-              <w:pStyle w:val="Compact"/>
-            </w:pPr>
-            <w:r>
-              <w:t xml:space="preserve">Week 5</w:t>
-            </w:r>
-          </w:p>
-        </w:tc>
-        <w:tc>
-          <w:tcPr/>
-          <w:p>
-            <w:pPr>
-              <w:pStyle w:val="Compact"/>
-            </w:pPr>
-          </w:p>
-        </w:tc>
-        <w:tc>
-          <w:tcPr/>
-          <w:p>
-            <w:pPr>
-              <w:pStyle w:val="Compact"/>
-            </w:pPr>
-          </w:p>
-        </w:tc>
-        <w:tc>
-          <w:tcPr/>
-          <w:p>
-            <w:pPr>
-              <w:pStyle w:val="Compact"/>
-            </w:pPr>
-          </w:p>
-        </w:tc>
-        <w:tc>
-          <w:tcPr/>
-          <w:p>
-            <w:pPr>
-              <w:pStyle w:val="Compact"/>
-            </w:pPr>
-          </w:p>
-        </w:tc>
-      </w:tr>
-      <w:tr>
-        <w:tc>
-          <w:tcPr/>
-          <w:p>
-            <w:pPr>
-              <w:pStyle w:val="Compact"/>
-            </w:pPr>
-            <w:r>
-              <w:t xml:space="preserve">9/22</w:t>
-            </w:r>
-          </w:p>
-        </w:tc>
-        <w:tc>
-          <w:tcPr/>
-          <w:p>
-            <w:pPr>
-              <w:pStyle w:val="Compact"/>
-            </w:pPr>
-            <w:r>
-              <w:t xml:space="preserve">M</w:t>
-            </w:r>
-          </w:p>
-        </w:tc>
-        <w:tc>
-          <w:tcPr/>
-          <w:p>
-            <w:pPr>
-              <w:pStyle w:val="Compact"/>
-            </w:pPr>
-          </w:p>
-        </w:tc>
-        <w:tc>
-          <w:tcPr/>
-          <w:p>
-            <w:pPr>
-              <w:pStyle w:val="Compact"/>
-            </w:pPr>
-            <w:r>
-              <w:t xml:space="preserve">Design 1 Due [</w:t>
-            </w:r>
-            <w:hyperlink r:id="rId41">
-              <w:r>
-                <w:rPr>
-                  <w:rStyle w:val="Hyperlink"/>
-                </w:rPr>
-                <w:t xml:space="preserve">assignment</w:t>
+            <w:r>
+              <w:t xml:space="preserve">Design 1 Workday</w:t>
+            </w:r>
+          </w:p>
+        </w:tc>
+        <w:tc>
+          <w:tcPr/>
+          <w:p>
+            <w:pPr>
+              <w:pStyle w:val="Compact"/>
+            </w:pPr>
+          </w:p>
+        </w:tc>
+        <w:tc>
+          <w:tcPr/>
+          <w:p>
+            <w:pPr>
+              <w:pStyle w:val="Compact"/>
+            </w:pPr>
+          </w:p>
+        </w:tc>
+      </w:tr>
+      <w:tr>
+        <w:tc>
+          <w:tcPr/>
+          <w:p>
+            <w:pPr>
+              <w:pStyle w:val="Compact"/>
+            </w:pPr>
+            <w:r>
+              <w:t xml:space="preserve">Week 6</w:t>
+            </w:r>
+          </w:p>
+        </w:tc>
+        <w:tc>
+          <w:tcPr/>
+          <w:p>
+            <w:pPr>
+              <w:pStyle w:val="Compact"/>
+            </w:pPr>
+          </w:p>
+        </w:tc>
+        <w:tc>
+          <w:tcPr/>
+          <w:p>
+            <w:pPr>
+              <w:pStyle w:val="Compact"/>
+            </w:pPr>
+          </w:p>
+        </w:tc>
+        <w:tc>
+          <w:tcPr/>
+          <w:p>
+            <w:pPr>
+              <w:pStyle w:val="Compact"/>
+            </w:pPr>
+          </w:p>
+        </w:tc>
+        <w:tc>
+          <w:tcPr/>
+          <w:p>
+            <w:pPr>
+              <w:pStyle w:val="Compact"/>
+            </w:pPr>
+          </w:p>
+        </w:tc>
+      </w:tr>
+      <w:tr>
+        <w:tc>
+          <w:tcPr/>
+          <w:p>
+            <w:pPr>
+              <w:pStyle w:val="Compact"/>
+            </w:pPr>
+            <w:r>
+              <w:t xml:space="preserve">10/1</w:t>
+            </w:r>
+          </w:p>
+        </w:tc>
+        <w:tc>
+          <w:tcPr/>
+          <w:p>
+            <w:pPr>
+              <w:pStyle w:val="Compact"/>
+            </w:pPr>
+            <w:r>
+              <w:t xml:space="preserve">W</w:t>
+            </w:r>
+          </w:p>
+        </w:tc>
+        <w:tc>
+          <w:tcPr/>
+          <w:p>
+            <w:pPr>
+              <w:pStyle w:val="Compact"/>
+            </w:pPr>
+            <w:r>
+              <w:t xml:space="preserve">Feeding [</w:t>
+            </w:r>
+            <w:hyperlink r:id="rId47">
+              <w:r>
+                <w:rPr>
+                  <w:rStyle w:val="Hyperlink"/>
+                </w:rPr>
+                <w:t xml:space="preserve">html</w:t>
               </w:r>
             </w:hyperlink>
             <w:r>
               <w:t xml:space="preserve">] [</w:t>
             </w:r>
-            <w:hyperlink r:id="rId42">
+            <w:hyperlink r:id="rId48">
+              <w:r>
+                <w:rPr>
+                  <w:rStyle w:val="Hyperlink"/>
+                </w:rPr>
+                <w:t xml:space="preserve">discussion</w:t>
+              </w:r>
+            </w:hyperlink>
+            <w:r>
+              <w:t xml:space="preserve">]</w:t>
+            </w:r>
+          </w:p>
+        </w:tc>
+        <w:tc>
+          <w:tcPr/>
+          <w:p>
+            <w:pPr>
+              <w:pStyle w:val="Compact"/>
+            </w:pPr>
+          </w:p>
+        </w:tc>
+        <w:tc>
+          <w:tcPr/>
+          <w:p>
+            <w:pPr>
+              <w:pStyle w:val="Compact"/>
+            </w:pPr>
+            <w:r>
+              <w:t xml:space="preserve">Lab6: PC2-G-Lobster Heart [</w:t>
+            </w:r>
+            <w:hyperlink r:id="rId49">
+              <w:r>
+                <w:rPr>
+                  <w:rStyle w:val="Hyperlink"/>
+                </w:rPr>
+                <w:t xml:space="preserve">overview</w:t>
+              </w:r>
+            </w:hyperlink>
+            <w:r>
+              <w:t xml:space="preserve">]</w:t>
+            </w:r>
+          </w:p>
+        </w:tc>
+      </w:tr>
+      <w:tr>
+        <w:tc>
+          <w:tcPr/>
+          <w:p>
+            <w:pPr>
+              <w:pStyle w:val="Compact"/>
+            </w:pPr>
+          </w:p>
+        </w:tc>
+        <w:tc>
+          <w:tcPr/>
+          <w:p>
+            <w:pPr>
+              <w:pStyle w:val="Compact"/>
+            </w:pPr>
+            <w:r>
+              <w:t xml:space="preserve">F</w:t>
+            </w:r>
+          </w:p>
+        </w:tc>
+        <w:tc>
+          <w:tcPr/>
+          <w:p>
+            <w:pPr>
+              <w:pStyle w:val="Compact"/>
+            </w:pPr>
+            <w:r>
+              <w:t xml:space="preserve">Digestion</w:t>
+            </w:r>
+          </w:p>
+        </w:tc>
+        <w:tc>
+          <w:tcPr/>
+          <w:p>
+            <w:pPr>
+              <w:pStyle w:val="Compact"/>
+            </w:pPr>
+          </w:p>
+        </w:tc>
+        <w:tc>
+          <w:tcPr/>
+          <w:p>
+            <w:pPr>
+              <w:pStyle w:val="Compact"/>
+            </w:pPr>
+            <w:r>
+              <w:t xml:space="preserve">Lab Practical /</w:t>
+            </w:r>
+          </w:p>
+        </w:tc>
+      </w:tr>
+      <w:tr>
+        <w:tc>
+          <w:tcPr/>
+          <w:p>
+            <w:pPr>
+              <w:pStyle w:val="Compact"/>
+            </w:pPr>
+          </w:p>
+        </w:tc>
+        <w:tc>
+          <w:tcPr/>
+          <w:p>
+            <w:pPr>
+              <w:pStyle w:val="Compact"/>
+            </w:pPr>
+            <w:r>
+              <w:t xml:space="preserve">F</w:t>
+            </w:r>
+          </w:p>
+        </w:tc>
+        <w:tc>
+          <w:tcPr/>
+          <w:p>
+            <w:pPr>
+              <w:pStyle w:val="Compact"/>
+            </w:pPr>
+          </w:p>
+        </w:tc>
+        <w:tc>
+          <w:tcPr/>
+          <w:p>
+            <w:pPr>
+              <w:pStyle w:val="Compact"/>
+            </w:pPr>
+            <w:r>
+              <w:t xml:space="preserve">Design 1 Rewrite [</w:t>
+            </w:r>
+            <w:hyperlink r:id="rId50">
+              <w:r>
+                <w:rPr>
+                  <w:rStyle w:val="Hyperlink"/>
+                </w:rPr>
+                <w:t xml:space="preserve">Due midnight</w:t>
+              </w:r>
+            </w:hyperlink>
+            <w:r>
+              <w:t xml:space="preserve">]</w:t>
+            </w:r>
+          </w:p>
+        </w:tc>
+        <w:tc>
+          <w:tcPr/>
+          <w:p>
+            <w:pPr>
+              <w:pStyle w:val="Compact"/>
+            </w:pPr>
+          </w:p>
+        </w:tc>
+      </w:tr>
+      <w:tr>
+        <w:tc>
+          <w:tcPr/>
+          <w:p>
+            <w:pPr>
+              <w:pStyle w:val="Compact"/>
+            </w:pPr>
+            <w:r>
+              <w:t xml:space="preserve">Week 7</w:t>
+            </w:r>
+          </w:p>
+        </w:tc>
+        <w:tc>
+          <w:tcPr/>
+          <w:p>
+            <w:pPr>
+              <w:pStyle w:val="Compact"/>
+            </w:pPr>
+          </w:p>
+        </w:tc>
+        <w:tc>
+          <w:tcPr/>
+          <w:p>
+            <w:pPr>
+              <w:pStyle w:val="Compact"/>
+            </w:pPr>
+          </w:p>
+        </w:tc>
+        <w:tc>
+          <w:tcPr/>
+          <w:p>
+            <w:pPr>
+              <w:pStyle w:val="Compact"/>
+            </w:pPr>
+          </w:p>
+        </w:tc>
+        <w:tc>
+          <w:tcPr/>
+          <w:p>
+            <w:pPr>
+              <w:pStyle w:val="Compact"/>
+            </w:pPr>
+          </w:p>
+        </w:tc>
+      </w:tr>
+      <w:tr>
+        <w:tc>
+          <w:tcPr/>
+          <w:p>
+            <w:pPr>
+              <w:pStyle w:val="Compact"/>
+            </w:pPr>
+            <w:r>
+              <w:t xml:space="preserve">10/8</w:t>
+            </w:r>
+          </w:p>
+        </w:tc>
+        <w:tc>
+          <w:tcPr/>
+          <w:p>
+            <w:pPr>
+              <w:pStyle w:val="Compact"/>
+            </w:pPr>
+            <w:r>
+              <w:t xml:space="preserve">W</w:t>
+            </w:r>
+          </w:p>
+        </w:tc>
+        <w:tc>
+          <w:tcPr/>
+          <w:p>
+            <w:pPr>
+              <w:pStyle w:val="Compact"/>
+            </w:pPr>
+            <w:r>
+              <w:t xml:space="preserve">Sample Problem [</w:t>
+            </w:r>
+            <w:hyperlink r:id="rId51">
+              <w:r>
+                <w:rPr>
+                  <w:rStyle w:val="Hyperlink"/>
+                </w:rPr>
+                <w:t xml:space="preserve">html</w:t>
+              </w:r>
+            </w:hyperlink>
+            <w:r>
+              <w:t xml:space="preserve">] Max Size Herbivores Paper Claus 2003 [</w:t>
+            </w:r>
+            <w:hyperlink r:id="rId52">
+              <w:r>
+                <w:rPr>
+                  <w:rStyle w:val="Hyperlink"/>
+                </w:rPr>
+                <w:t xml:space="preserve">on drive</w:t>
+              </w:r>
+            </w:hyperlink>
+            <w:r>
+              <w:t xml:space="preserve">]</w:t>
+            </w:r>
+          </w:p>
+        </w:tc>
+        <w:tc>
+          <w:tcPr/>
+          <w:p>
+            <w:pPr>
+              <w:pStyle w:val="Compact"/>
+            </w:pPr>
+            <w:r>
+              <w:t xml:space="preserve">PS3: Feeding &amp; Digestion [</w:t>
+            </w:r>
+            <w:hyperlink r:id="rId53">
               <w:r>
                 <w:rPr>
                   <w:rStyle w:val="Hyperlink"/>
@@ -1126,28 +1623,6 @@
               </w:r>
             </w:hyperlink>
             <w:r>
-              <w:t xml:space="preserve">] [</w:t>
-            </w:r>
-            <w:hyperlink r:id="rId43">
-              <w:r>
-                <w:rPr>
-                  <w:rStyle w:val="Hyperlink"/>
-                </w:rPr>
-                <w:t xml:space="preserve">FAQs</w:t>
-              </w:r>
-            </w:hyperlink>
-            <w:r>
-              <w:t xml:space="preserve">] [</w:t>
-            </w:r>
-            <w:hyperlink r:id="rId44">
-              <w:r>
-                <w:rPr>
-                  <w:rStyle w:val="Hyperlink"/>
-                </w:rPr>
-                <w:t xml:space="preserve">turn in</w:t>
-              </w:r>
-            </w:hyperlink>
-            <w:r>
               <w:t xml:space="preserve">]</w:t>
             </w:r>
           </w:p>
@@ -1158,525 +1633,8 @@
             <w:pPr>
               <w:pStyle w:val="Compact"/>
             </w:pPr>
-          </w:p>
-        </w:tc>
-      </w:tr>
-      <w:tr>
-        <w:tc>
-          <w:tcPr/>
-          <w:p>
-            <w:pPr>
-              <w:pStyle w:val="Compact"/>
-            </w:pPr>
-            <w:r>
-              <w:t xml:space="preserve">9/24</w:t>
-            </w:r>
-          </w:p>
-        </w:tc>
-        <w:tc>
-          <w:tcPr/>
-          <w:p>
-            <w:pPr>
-              <w:pStyle w:val="Compact"/>
-            </w:pPr>
-            <w:r>
-              <w:t xml:space="preserve">W</w:t>
-            </w:r>
-          </w:p>
-        </w:tc>
-        <w:tc>
-          <w:tcPr/>
-          <w:p>
-            <w:pPr>
-              <w:pStyle w:val="Compact"/>
-            </w:pPr>
-            <w:r>
-              <w:t xml:space="preserve">Sustained Metabolic Scope Paper [</w:t>
-            </w:r>
-            <w:hyperlink r:id="rId45">
-              <w:r>
-                <w:rPr>
-                  <w:rStyle w:val="Hyperlink"/>
-                </w:rPr>
-                <w:t xml:space="preserve">discussion</w:t>
-              </w:r>
-            </w:hyperlink>
-            <w:r>
-              <w:t xml:space="preserve">] [</w:t>
-            </w:r>
-            <w:hyperlink r:id="rId46">
-              <w:r>
-                <w:rPr>
-                  <w:rStyle w:val="Hyperlink"/>
-                </w:rPr>
-                <w:t xml:space="preserve">Hammond and Diamond 1997</w:t>
-              </w:r>
-            </w:hyperlink>
-            <w:r>
-              <w:t xml:space="preserve">], [</w:t>
-            </w:r>
-            <w:hyperlink r:id="rId46">
-              <w:r>
-                <w:rPr>
-                  <w:rStyle w:val="Hyperlink"/>
-                </w:rPr>
-                <w:t xml:space="preserve">optional: Peterson et al. 1990</w:t>
-              </w:r>
-            </w:hyperlink>
-            <w:r>
-              <w:t xml:space="preserve">]</w:t>
-            </w:r>
-          </w:p>
-        </w:tc>
-        <w:tc>
-          <w:tcPr/>
-          <w:p>
-            <w:pPr>
-              <w:pStyle w:val="Compact"/>
-            </w:pPr>
-          </w:p>
-        </w:tc>
-        <w:tc>
-          <w:tcPr/>
-          <w:p>
-            <w:pPr>
-              <w:pStyle w:val="Compact"/>
-            </w:pPr>
-            <w:r>
-              <w:t xml:space="preserve">Design Critique Session/Peer Critique 1 [</w:t>
-            </w:r>
-            <w:hyperlink r:id="rId44">
-              <w:r>
-                <w:rPr>
-                  <w:rStyle w:val="Hyperlink"/>
-                </w:rPr>
-                <w:t xml:space="preserve">turn in</w:t>
-              </w:r>
-            </w:hyperlink>
-            <w:r>
-              <w:t xml:space="preserve">]</w:t>
-            </w:r>
-          </w:p>
-        </w:tc>
-      </w:tr>
-      <w:tr>
-        <w:tc>
-          <w:tcPr/>
-          <w:p>
-            <w:pPr>
-              <w:pStyle w:val="Compact"/>
-            </w:pPr>
-          </w:p>
-        </w:tc>
-        <w:tc>
-          <w:tcPr/>
-          <w:p>
-            <w:pPr>
-              <w:pStyle w:val="Compact"/>
-            </w:pPr>
-            <w:r>
-              <w:t xml:space="preserve">F</w:t>
-            </w:r>
-          </w:p>
-        </w:tc>
-        <w:tc>
-          <w:tcPr/>
-          <w:p>
-            <w:pPr>
-              <w:pStyle w:val="Compact"/>
-            </w:pPr>
-            <w:r>
-              <w:t xml:space="preserve">Design 1 Workday</w:t>
-            </w:r>
-          </w:p>
-        </w:tc>
-        <w:tc>
-          <w:tcPr/>
-          <w:p>
-            <w:pPr>
-              <w:pStyle w:val="Compact"/>
-            </w:pPr>
-          </w:p>
-        </w:tc>
-        <w:tc>
-          <w:tcPr/>
-          <w:p>
-            <w:pPr>
-              <w:pStyle w:val="Compact"/>
-            </w:pPr>
-          </w:p>
-        </w:tc>
-      </w:tr>
-      <w:tr>
-        <w:tc>
-          <w:tcPr/>
-          <w:p>
-            <w:pPr>
-              <w:pStyle w:val="Compact"/>
-            </w:pPr>
-            <w:r>
-              <w:t xml:space="preserve">Week 6</w:t>
-            </w:r>
-          </w:p>
-        </w:tc>
-        <w:tc>
-          <w:tcPr/>
-          <w:p>
-            <w:pPr>
-              <w:pStyle w:val="Compact"/>
-            </w:pPr>
-          </w:p>
-        </w:tc>
-        <w:tc>
-          <w:tcPr/>
-          <w:p>
-            <w:pPr>
-              <w:pStyle w:val="Compact"/>
-            </w:pPr>
-          </w:p>
-        </w:tc>
-        <w:tc>
-          <w:tcPr/>
-          <w:p>
-            <w:pPr>
-              <w:pStyle w:val="Compact"/>
-            </w:pPr>
-          </w:p>
-        </w:tc>
-        <w:tc>
-          <w:tcPr/>
-          <w:p>
-            <w:pPr>
-              <w:pStyle w:val="Compact"/>
-            </w:pPr>
-          </w:p>
-        </w:tc>
-      </w:tr>
-      <w:tr>
-        <w:tc>
-          <w:tcPr/>
-          <w:p>
-            <w:pPr>
-              <w:pStyle w:val="Compact"/>
-            </w:pPr>
-            <w:r>
-              <w:t xml:space="preserve">10/1</w:t>
-            </w:r>
-          </w:p>
-        </w:tc>
-        <w:tc>
-          <w:tcPr/>
-          <w:p>
-            <w:pPr>
-              <w:pStyle w:val="Compact"/>
-            </w:pPr>
-            <w:r>
-              <w:t xml:space="preserve">W</w:t>
-            </w:r>
-          </w:p>
-        </w:tc>
-        <w:tc>
-          <w:tcPr/>
-          <w:p>
-            <w:pPr>
-              <w:pStyle w:val="Compact"/>
-            </w:pPr>
-            <w:r>
-              <w:t xml:space="preserve">Feeding [</w:t>
-            </w:r>
-            <w:hyperlink r:id="rId47">
-              <w:r>
-                <w:rPr>
-                  <w:rStyle w:val="Hyperlink"/>
-                </w:rPr>
-                <w:t xml:space="preserve">html</w:t>
-              </w:r>
-            </w:hyperlink>
-            <w:r>
-              <w:t xml:space="preserve">] [</w:t>
-            </w:r>
-            <w:hyperlink r:id="rId48">
-              <w:r>
-                <w:rPr>
-                  <w:rStyle w:val="Hyperlink"/>
-                </w:rPr>
-                <w:t xml:space="preserve">discussion</w:t>
-              </w:r>
-            </w:hyperlink>
-            <w:r>
-              <w:t xml:space="preserve">]</w:t>
-            </w:r>
-          </w:p>
-        </w:tc>
-        <w:tc>
-          <w:tcPr/>
-          <w:p>
-            <w:pPr>
-              <w:pStyle w:val="Compact"/>
-            </w:pPr>
-          </w:p>
-        </w:tc>
-        <w:tc>
-          <w:tcPr/>
-          <w:p>
-            <w:pPr>
-              <w:pStyle w:val="Compact"/>
-            </w:pPr>
-          </w:p>
-        </w:tc>
-      </w:tr>
-      <w:tr>
-        <w:tc>
-          <w:tcPr/>
-          <w:p>
-            <w:pPr>
-              <w:pStyle w:val="Compact"/>
-            </w:pPr>
-          </w:p>
-        </w:tc>
-        <w:tc>
-          <w:tcPr/>
-          <w:p>
-            <w:pPr>
-              <w:pStyle w:val="Compact"/>
-            </w:pPr>
-            <w:r>
-              <w:t xml:space="preserve">F</w:t>
-            </w:r>
-          </w:p>
-        </w:tc>
-        <w:tc>
-          <w:tcPr/>
-          <w:p>
-            <w:pPr>
-              <w:pStyle w:val="Compact"/>
-            </w:pPr>
-            <w:r>
-              <w:t xml:space="preserve">Digestion</w:t>
-            </w:r>
-          </w:p>
-        </w:tc>
-        <w:tc>
-          <w:tcPr/>
-          <w:p>
-            <w:pPr>
-              <w:pStyle w:val="Compact"/>
-            </w:pPr>
-          </w:p>
-        </w:tc>
-        <w:tc>
-          <w:tcPr/>
-          <w:p>
-            <w:pPr>
-              <w:pStyle w:val="Compact"/>
-            </w:pPr>
-            <w:r>
-              <w:t xml:space="preserve">Lab5: PC1-IWS-Toad Heart [</w:t>
-            </w:r>
-            <w:hyperlink r:id="rId49">
-              <w:r>
-                <w:rPr>
-                  <w:rStyle w:val="Hyperlink"/>
-                </w:rPr>
-                <w:t xml:space="preserve">overview</w:t>
-              </w:r>
-            </w:hyperlink>
-            <w:r>
-              <w:t xml:space="preserve">]</w:t>
-            </w:r>
-          </w:p>
-        </w:tc>
-      </w:tr>
-      <w:tr>
-        <w:tc>
-          <w:tcPr/>
-          <w:p>
-            <w:pPr>
-              <w:pStyle w:val="Compact"/>
-            </w:pPr>
-          </w:p>
-        </w:tc>
-        <w:tc>
-          <w:tcPr/>
-          <w:p>
-            <w:pPr>
-              <w:pStyle w:val="Compact"/>
-            </w:pPr>
-            <w:r>
-              <w:t xml:space="preserve">F</w:t>
-            </w:r>
-          </w:p>
-        </w:tc>
-        <w:tc>
-          <w:tcPr/>
-          <w:p>
-            <w:pPr>
-              <w:pStyle w:val="Compact"/>
-            </w:pPr>
-          </w:p>
-        </w:tc>
-        <w:tc>
-          <w:tcPr/>
-          <w:p>
-            <w:pPr>
-              <w:pStyle w:val="Compact"/>
-            </w:pPr>
-            <w:r>
-              <w:t xml:space="preserve">Design 1 Rewrite [</w:t>
-            </w:r>
-            <w:hyperlink r:id="rId50">
-              <w:r>
-                <w:rPr>
-                  <w:rStyle w:val="Hyperlink"/>
-                </w:rPr>
-                <w:t xml:space="preserve">Due midnight</w:t>
-              </w:r>
-            </w:hyperlink>
-            <w:r>
-              <w:t xml:space="preserve">]</w:t>
-            </w:r>
-          </w:p>
-        </w:tc>
-        <w:tc>
-          <w:tcPr/>
-          <w:p>
-            <w:pPr>
-              <w:pStyle w:val="Compact"/>
-            </w:pPr>
-          </w:p>
-        </w:tc>
-      </w:tr>
-      <w:tr>
-        <w:tc>
-          <w:tcPr/>
-          <w:p>
-            <w:pPr>
-              <w:pStyle w:val="Compact"/>
-            </w:pPr>
-            <w:r>
-              <w:t xml:space="preserve">Week 7</w:t>
-            </w:r>
-          </w:p>
-        </w:tc>
-        <w:tc>
-          <w:tcPr/>
-          <w:p>
-            <w:pPr>
-              <w:pStyle w:val="Compact"/>
-            </w:pPr>
-          </w:p>
-        </w:tc>
-        <w:tc>
-          <w:tcPr/>
-          <w:p>
-            <w:pPr>
-              <w:pStyle w:val="Compact"/>
-            </w:pPr>
-          </w:p>
-        </w:tc>
-        <w:tc>
-          <w:tcPr/>
-          <w:p>
-            <w:pPr>
-              <w:pStyle w:val="Compact"/>
-            </w:pPr>
-          </w:p>
-        </w:tc>
-        <w:tc>
-          <w:tcPr/>
-          <w:p>
-            <w:pPr>
-              <w:pStyle w:val="Compact"/>
-            </w:pPr>
-          </w:p>
-        </w:tc>
-      </w:tr>
-      <w:tr>
-        <w:tc>
-          <w:tcPr/>
-          <w:p>
-            <w:pPr>
-              <w:pStyle w:val="Compact"/>
-            </w:pPr>
-            <w:r>
-              <w:t xml:space="preserve">10/8</w:t>
-            </w:r>
-          </w:p>
-        </w:tc>
-        <w:tc>
-          <w:tcPr/>
-          <w:p>
-            <w:pPr>
-              <w:pStyle w:val="Compact"/>
-            </w:pPr>
-            <w:r>
-              <w:t xml:space="preserve">W</w:t>
-            </w:r>
-          </w:p>
-        </w:tc>
-        <w:tc>
-          <w:tcPr/>
-          <w:p>
-            <w:pPr>
-              <w:pStyle w:val="Compact"/>
-            </w:pPr>
-            <w:r>
-              <w:t xml:space="preserve">Sample Problem [</w:t>
-            </w:r>
-            <w:hyperlink r:id="rId51">
-              <w:r>
-                <w:rPr>
-                  <w:rStyle w:val="Hyperlink"/>
-                </w:rPr>
-                <w:t xml:space="preserve">html</w:t>
-              </w:r>
-            </w:hyperlink>
-            <w:r>
-              <w:t xml:space="preserve">] Max Size Herbivores Paper Claus 2003 [</w:t>
-            </w:r>
-            <w:hyperlink r:id="rId52">
-              <w:r>
-                <w:rPr>
-                  <w:rStyle w:val="Hyperlink"/>
-                </w:rPr>
-                <w:t xml:space="preserve">on drive</w:t>
-              </w:r>
-            </w:hyperlink>
-            <w:r>
-              <w:t xml:space="preserve">]</w:t>
-            </w:r>
-          </w:p>
-        </w:tc>
-        <w:tc>
-          <w:tcPr/>
-          <w:p>
-            <w:pPr>
-              <w:pStyle w:val="Compact"/>
-            </w:pPr>
-            <w:r>
-              <w:t xml:space="preserve">PS3: Feeding &amp; Digestion [</w:t>
-            </w:r>
-            <w:hyperlink r:id="rId53">
-              <w:r>
-                <w:rPr>
-                  <w:rStyle w:val="Hyperlink"/>
-                </w:rPr>
-                <w:t xml:space="preserve">pdf</w:t>
-              </w:r>
-            </w:hyperlink>
-            <w:r>
-              <w:t xml:space="preserve">]</w:t>
-            </w:r>
-          </w:p>
-        </w:tc>
-        <w:tc>
-          <w:tcPr/>
-          <w:p>
-            <w:pPr>
-              <w:pStyle w:val="Compact"/>
-            </w:pPr>
-            <w:r>
-              <w:t xml:space="preserve">Lab6: PC2-G-Lobster Heart [</w:t>
+            <w:r>
+              <w:t xml:space="preserve">Lab3:PC3-IWS-Peripheral Circ/Dive Resp [</w:t>
             </w:r>
             <w:hyperlink r:id="rId54">
               <w:r>

--- a/docs/schedule.docx
+++ b/docs/schedule.docx
@@ -1377,264 +1377,261 @@
             <w:pPr>
               <w:pStyle w:val="Compact"/>
             </w:pPr>
+          </w:p>
+        </w:tc>
+      </w:tr>
+      <w:tr>
+        <w:tc>
+          <w:tcPr/>
+          <w:p>
+            <w:pPr>
+              <w:pStyle w:val="Compact"/>
+            </w:pPr>
+          </w:p>
+        </w:tc>
+        <w:tc>
+          <w:tcPr/>
+          <w:p>
+            <w:pPr>
+              <w:pStyle w:val="Compact"/>
+            </w:pPr>
+            <w:r>
+              <w:t xml:space="preserve">F</w:t>
+            </w:r>
+          </w:p>
+        </w:tc>
+        <w:tc>
+          <w:tcPr/>
+          <w:p>
+            <w:pPr>
+              <w:pStyle w:val="Compact"/>
+            </w:pPr>
+            <w:r>
+              <w:t xml:space="preserve">Digestion</w:t>
+            </w:r>
+          </w:p>
+        </w:tc>
+        <w:tc>
+          <w:tcPr/>
+          <w:p>
+            <w:pPr>
+              <w:pStyle w:val="Compact"/>
+            </w:pPr>
+          </w:p>
+        </w:tc>
+        <w:tc>
+          <w:tcPr/>
+          <w:p>
+            <w:pPr>
+              <w:pStyle w:val="Compact"/>
+            </w:pPr>
+            <w:r>
+              <w:t xml:space="preserve">Lab Practical / Lab3:PC3-IWS-Peripheral Circ/Dive Resp [</w:t>
+            </w:r>
+            <w:hyperlink r:id="rId49">
+              <w:r>
+                <w:rPr>
+                  <w:rStyle w:val="Hyperlink"/>
+                </w:rPr>
+                <w:t xml:space="preserve">overview</w:t>
+              </w:r>
+            </w:hyperlink>
+            <w:r>
+              <w:t xml:space="preserve">]</w:t>
+            </w:r>
+          </w:p>
+        </w:tc>
+      </w:tr>
+      <w:tr>
+        <w:tc>
+          <w:tcPr/>
+          <w:p>
+            <w:pPr>
+              <w:pStyle w:val="Compact"/>
+            </w:pPr>
+          </w:p>
+        </w:tc>
+        <w:tc>
+          <w:tcPr/>
+          <w:p>
+            <w:pPr>
+              <w:pStyle w:val="Compact"/>
+            </w:pPr>
+            <w:r>
+              <w:t xml:space="preserve">F</w:t>
+            </w:r>
+          </w:p>
+        </w:tc>
+        <w:tc>
+          <w:tcPr/>
+          <w:p>
+            <w:pPr>
+              <w:pStyle w:val="Compact"/>
+            </w:pPr>
+          </w:p>
+        </w:tc>
+        <w:tc>
+          <w:tcPr/>
+          <w:p>
+            <w:pPr>
+              <w:pStyle w:val="Compact"/>
+            </w:pPr>
+            <w:r>
+              <w:t xml:space="preserve">Design 1 Rewrite [</w:t>
+            </w:r>
+            <w:hyperlink r:id="rId50">
+              <w:r>
+                <w:rPr>
+                  <w:rStyle w:val="Hyperlink"/>
+                </w:rPr>
+                <w:t xml:space="preserve">Due midnight</w:t>
+              </w:r>
+            </w:hyperlink>
+            <w:r>
+              <w:t xml:space="preserve">]</w:t>
+            </w:r>
+          </w:p>
+        </w:tc>
+        <w:tc>
+          <w:tcPr/>
+          <w:p>
+            <w:pPr>
+              <w:pStyle w:val="Compact"/>
+            </w:pPr>
+          </w:p>
+        </w:tc>
+      </w:tr>
+      <w:tr>
+        <w:tc>
+          <w:tcPr/>
+          <w:p>
+            <w:pPr>
+              <w:pStyle w:val="Compact"/>
+            </w:pPr>
+            <w:r>
+              <w:t xml:space="preserve">Week 7</w:t>
+            </w:r>
+          </w:p>
+        </w:tc>
+        <w:tc>
+          <w:tcPr/>
+          <w:p>
+            <w:pPr>
+              <w:pStyle w:val="Compact"/>
+            </w:pPr>
+          </w:p>
+        </w:tc>
+        <w:tc>
+          <w:tcPr/>
+          <w:p>
+            <w:pPr>
+              <w:pStyle w:val="Compact"/>
+            </w:pPr>
+          </w:p>
+        </w:tc>
+        <w:tc>
+          <w:tcPr/>
+          <w:p>
+            <w:pPr>
+              <w:pStyle w:val="Compact"/>
+            </w:pPr>
+          </w:p>
+        </w:tc>
+        <w:tc>
+          <w:tcPr/>
+          <w:p>
+            <w:pPr>
+              <w:pStyle w:val="Compact"/>
+            </w:pPr>
+          </w:p>
+        </w:tc>
+      </w:tr>
+      <w:tr>
+        <w:tc>
+          <w:tcPr/>
+          <w:p>
+            <w:pPr>
+              <w:pStyle w:val="Compact"/>
+            </w:pPr>
+            <w:r>
+              <w:t xml:space="preserve">10/8</w:t>
+            </w:r>
+          </w:p>
+        </w:tc>
+        <w:tc>
+          <w:tcPr/>
+          <w:p>
+            <w:pPr>
+              <w:pStyle w:val="Compact"/>
+            </w:pPr>
+            <w:r>
+              <w:t xml:space="preserve">W</w:t>
+            </w:r>
+          </w:p>
+        </w:tc>
+        <w:tc>
+          <w:tcPr/>
+          <w:p>
+            <w:pPr>
+              <w:pStyle w:val="Compact"/>
+            </w:pPr>
+            <w:r>
+              <w:t xml:space="preserve">Sample Problem [</w:t>
+            </w:r>
+            <w:hyperlink r:id="rId51">
+              <w:r>
+                <w:rPr>
+                  <w:rStyle w:val="Hyperlink"/>
+                </w:rPr>
+                <w:t xml:space="preserve">html</w:t>
+              </w:r>
+            </w:hyperlink>
+            <w:r>
+              <w:t xml:space="preserve">] Max Size Herbivores Paper Claus 2003 [</w:t>
+            </w:r>
+            <w:hyperlink r:id="rId52">
+              <w:r>
+                <w:rPr>
+                  <w:rStyle w:val="Hyperlink"/>
+                </w:rPr>
+                <w:t xml:space="preserve">on drive</w:t>
+              </w:r>
+            </w:hyperlink>
+            <w:r>
+              <w:t xml:space="preserve">]</w:t>
+            </w:r>
+          </w:p>
+        </w:tc>
+        <w:tc>
+          <w:tcPr/>
+          <w:p>
+            <w:pPr>
+              <w:pStyle w:val="Compact"/>
+            </w:pPr>
+            <w:r>
+              <w:t xml:space="preserve">PS3: Feeding &amp; Digestion [</w:t>
+            </w:r>
+            <w:hyperlink r:id="rId53">
+              <w:r>
+                <w:rPr>
+                  <w:rStyle w:val="Hyperlink"/>
+                </w:rPr>
+                <w:t xml:space="preserve">pdf</w:t>
+              </w:r>
+            </w:hyperlink>
+            <w:r>
+              <w:t xml:space="preserve">]</w:t>
+            </w:r>
+          </w:p>
+        </w:tc>
+        <w:tc>
+          <w:tcPr/>
+          <w:p>
+            <w:pPr>
+              <w:pStyle w:val="Compact"/>
+            </w:pPr>
             <w:r>
               <w:t xml:space="preserve">Lab6: PC2-G-Lobster Heart [</w:t>
-            </w:r>
-            <w:hyperlink r:id="rId49">
-              <w:r>
-                <w:rPr>
-                  <w:rStyle w:val="Hyperlink"/>
-                </w:rPr>
-                <w:t xml:space="preserve">overview</w:t>
-              </w:r>
-            </w:hyperlink>
-            <w:r>
-              <w:t xml:space="preserve">]</w:t>
-            </w:r>
-          </w:p>
-        </w:tc>
-      </w:tr>
-      <w:tr>
-        <w:tc>
-          <w:tcPr/>
-          <w:p>
-            <w:pPr>
-              <w:pStyle w:val="Compact"/>
-            </w:pPr>
-          </w:p>
-        </w:tc>
-        <w:tc>
-          <w:tcPr/>
-          <w:p>
-            <w:pPr>
-              <w:pStyle w:val="Compact"/>
-            </w:pPr>
-            <w:r>
-              <w:t xml:space="preserve">F</w:t>
-            </w:r>
-          </w:p>
-        </w:tc>
-        <w:tc>
-          <w:tcPr/>
-          <w:p>
-            <w:pPr>
-              <w:pStyle w:val="Compact"/>
-            </w:pPr>
-            <w:r>
-              <w:t xml:space="preserve">Digestion</w:t>
-            </w:r>
-          </w:p>
-        </w:tc>
-        <w:tc>
-          <w:tcPr/>
-          <w:p>
-            <w:pPr>
-              <w:pStyle w:val="Compact"/>
-            </w:pPr>
-          </w:p>
-        </w:tc>
-        <w:tc>
-          <w:tcPr/>
-          <w:p>
-            <w:pPr>
-              <w:pStyle w:val="Compact"/>
-            </w:pPr>
-            <w:r>
-              <w:t xml:space="preserve">Lab Practical /</w:t>
-            </w:r>
-          </w:p>
-        </w:tc>
-      </w:tr>
-      <w:tr>
-        <w:tc>
-          <w:tcPr/>
-          <w:p>
-            <w:pPr>
-              <w:pStyle w:val="Compact"/>
-            </w:pPr>
-          </w:p>
-        </w:tc>
-        <w:tc>
-          <w:tcPr/>
-          <w:p>
-            <w:pPr>
-              <w:pStyle w:val="Compact"/>
-            </w:pPr>
-            <w:r>
-              <w:t xml:space="preserve">F</w:t>
-            </w:r>
-          </w:p>
-        </w:tc>
-        <w:tc>
-          <w:tcPr/>
-          <w:p>
-            <w:pPr>
-              <w:pStyle w:val="Compact"/>
-            </w:pPr>
-          </w:p>
-        </w:tc>
-        <w:tc>
-          <w:tcPr/>
-          <w:p>
-            <w:pPr>
-              <w:pStyle w:val="Compact"/>
-            </w:pPr>
-            <w:r>
-              <w:t xml:space="preserve">Design 1 Rewrite [</w:t>
-            </w:r>
-            <w:hyperlink r:id="rId50">
-              <w:r>
-                <w:rPr>
-                  <w:rStyle w:val="Hyperlink"/>
-                </w:rPr>
-                <w:t xml:space="preserve">Due midnight</w:t>
-              </w:r>
-            </w:hyperlink>
-            <w:r>
-              <w:t xml:space="preserve">]</w:t>
-            </w:r>
-          </w:p>
-        </w:tc>
-        <w:tc>
-          <w:tcPr/>
-          <w:p>
-            <w:pPr>
-              <w:pStyle w:val="Compact"/>
-            </w:pPr>
-          </w:p>
-        </w:tc>
-      </w:tr>
-      <w:tr>
-        <w:tc>
-          <w:tcPr/>
-          <w:p>
-            <w:pPr>
-              <w:pStyle w:val="Compact"/>
-            </w:pPr>
-            <w:r>
-              <w:t xml:space="preserve">Week 7</w:t>
-            </w:r>
-          </w:p>
-        </w:tc>
-        <w:tc>
-          <w:tcPr/>
-          <w:p>
-            <w:pPr>
-              <w:pStyle w:val="Compact"/>
-            </w:pPr>
-          </w:p>
-        </w:tc>
-        <w:tc>
-          <w:tcPr/>
-          <w:p>
-            <w:pPr>
-              <w:pStyle w:val="Compact"/>
-            </w:pPr>
-          </w:p>
-        </w:tc>
-        <w:tc>
-          <w:tcPr/>
-          <w:p>
-            <w:pPr>
-              <w:pStyle w:val="Compact"/>
-            </w:pPr>
-          </w:p>
-        </w:tc>
-        <w:tc>
-          <w:tcPr/>
-          <w:p>
-            <w:pPr>
-              <w:pStyle w:val="Compact"/>
-            </w:pPr>
-          </w:p>
-        </w:tc>
-      </w:tr>
-      <w:tr>
-        <w:tc>
-          <w:tcPr/>
-          <w:p>
-            <w:pPr>
-              <w:pStyle w:val="Compact"/>
-            </w:pPr>
-            <w:r>
-              <w:t xml:space="preserve">10/8</w:t>
-            </w:r>
-          </w:p>
-        </w:tc>
-        <w:tc>
-          <w:tcPr/>
-          <w:p>
-            <w:pPr>
-              <w:pStyle w:val="Compact"/>
-            </w:pPr>
-            <w:r>
-              <w:t xml:space="preserve">W</w:t>
-            </w:r>
-          </w:p>
-        </w:tc>
-        <w:tc>
-          <w:tcPr/>
-          <w:p>
-            <w:pPr>
-              <w:pStyle w:val="Compact"/>
-            </w:pPr>
-            <w:r>
-              <w:t xml:space="preserve">Sample Problem [</w:t>
-            </w:r>
-            <w:hyperlink r:id="rId51">
-              <w:r>
-                <w:rPr>
-                  <w:rStyle w:val="Hyperlink"/>
-                </w:rPr>
-                <w:t xml:space="preserve">html</w:t>
-              </w:r>
-            </w:hyperlink>
-            <w:r>
-              <w:t xml:space="preserve">] Max Size Herbivores Paper Claus 2003 [</w:t>
-            </w:r>
-            <w:hyperlink r:id="rId52">
-              <w:r>
-                <w:rPr>
-                  <w:rStyle w:val="Hyperlink"/>
-                </w:rPr>
-                <w:t xml:space="preserve">on drive</w:t>
-              </w:r>
-            </w:hyperlink>
-            <w:r>
-              <w:t xml:space="preserve">]</w:t>
-            </w:r>
-          </w:p>
-        </w:tc>
-        <w:tc>
-          <w:tcPr/>
-          <w:p>
-            <w:pPr>
-              <w:pStyle w:val="Compact"/>
-            </w:pPr>
-            <w:r>
-              <w:t xml:space="preserve">PS3: Feeding &amp; Digestion [</w:t>
-            </w:r>
-            <w:hyperlink r:id="rId53">
-              <w:r>
-                <w:rPr>
-                  <w:rStyle w:val="Hyperlink"/>
-                </w:rPr>
-                <w:t xml:space="preserve">pdf</w:t>
-              </w:r>
-            </w:hyperlink>
-            <w:r>
-              <w:t xml:space="preserve">]</w:t>
-            </w:r>
-          </w:p>
-        </w:tc>
-        <w:tc>
-          <w:tcPr/>
-          <w:p>
-            <w:pPr>
-              <w:pStyle w:val="Compact"/>
-            </w:pPr>
-            <w:r>
-              <w:t xml:space="preserve">Lab3:PC3-IWS-Peripheral Circ/Dive Resp [</w:t>
             </w:r>
             <w:hyperlink r:id="rId54">
               <w:r>

--- a/docs/schedule.docx
+++ b/docs/schedule.docx
@@ -1377,6 +1377,20 @@
             <w:pPr>
               <w:pStyle w:val="Compact"/>
             </w:pPr>
+            <w:r>
+              <w:t xml:space="preserve">Lab Practical / Lab3:PC3-IWS-Peripheral Circ/Dive Resp [</w:t>
+            </w:r>
+            <w:hyperlink r:id="rId49">
+              <w:r>
+                <w:rPr>
+                  <w:rStyle w:val="Hyperlink"/>
+                </w:rPr>
+                <w:t xml:space="preserve">overview</w:t>
+              </w:r>
+            </w:hyperlink>
+            <w:r>
+              <w:t xml:space="preserve">]</w:t>
+            </w:r>
           </w:p>
         </w:tc>
       </w:tr>
@@ -1407,28 +1421,205 @@
               <w:pStyle w:val="Compact"/>
             </w:pPr>
             <w:r>
-              <w:t xml:space="preserve">Digestion</w:t>
-            </w:r>
-          </w:p>
-        </w:tc>
-        <w:tc>
-          <w:tcPr/>
-          <w:p>
-            <w:pPr>
-              <w:pStyle w:val="Compact"/>
-            </w:pPr>
-          </w:p>
-        </w:tc>
-        <w:tc>
-          <w:tcPr/>
-          <w:p>
-            <w:pPr>
-              <w:pStyle w:val="Compact"/>
-            </w:pPr>
-            <w:r>
-              <w:t xml:space="preserve">Lab Practical / Lab3:PC3-IWS-Peripheral Circ/Dive Resp [</w:t>
-            </w:r>
-            <w:hyperlink r:id="rId49">
+              <w:t xml:space="preserve">Design Project Workday</w:t>
+            </w:r>
+          </w:p>
+        </w:tc>
+        <w:tc>
+          <w:tcPr/>
+          <w:p>
+            <w:pPr>
+              <w:pStyle w:val="Compact"/>
+            </w:pPr>
+          </w:p>
+        </w:tc>
+        <w:tc>
+          <w:tcPr/>
+          <w:p>
+            <w:pPr>
+              <w:pStyle w:val="Compact"/>
+            </w:pPr>
+          </w:p>
+        </w:tc>
+      </w:tr>
+      <w:tr>
+        <w:tc>
+          <w:tcPr/>
+          <w:p>
+            <w:pPr>
+              <w:pStyle w:val="Compact"/>
+            </w:pPr>
+          </w:p>
+        </w:tc>
+        <w:tc>
+          <w:tcPr/>
+          <w:p>
+            <w:pPr>
+              <w:pStyle w:val="Compact"/>
+            </w:pPr>
+            <w:r>
+              <w:t xml:space="preserve">F</w:t>
+            </w:r>
+          </w:p>
+        </w:tc>
+        <w:tc>
+          <w:tcPr/>
+          <w:p>
+            <w:pPr>
+              <w:pStyle w:val="Compact"/>
+            </w:pPr>
+          </w:p>
+        </w:tc>
+        <w:tc>
+          <w:tcPr/>
+          <w:p>
+            <w:pPr>
+              <w:pStyle w:val="Compact"/>
+            </w:pPr>
+            <w:r>
+              <w:t xml:space="preserve">Design 1 Rewrite [</w:t>
+            </w:r>
+            <w:hyperlink r:id="rId50">
+              <w:r>
+                <w:rPr>
+                  <w:rStyle w:val="Hyperlink"/>
+                </w:rPr>
+                <w:t xml:space="preserve">Due midnight</w:t>
+              </w:r>
+            </w:hyperlink>
+            <w:r>
+              <w:t xml:space="preserve">]</w:t>
+            </w:r>
+          </w:p>
+        </w:tc>
+        <w:tc>
+          <w:tcPr/>
+          <w:p>
+            <w:pPr>
+              <w:pStyle w:val="Compact"/>
+            </w:pPr>
+          </w:p>
+        </w:tc>
+      </w:tr>
+      <w:tr>
+        <w:tc>
+          <w:tcPr/>
+          <w:p>
+            <w:pPr>
+              <w:pStyle w:val="Compact"/>
+            </w:pPr>
+            <w:r>
+              <w:t xml:space="preserve">Week 7</w:t>
+            </w:r>
+          </w:p>
+        </w:tc>
+        <w:tc>
+          <w:tcPr/>
+          <w:p>
+            <w:pPr>
+              <w:pStyle w:val="Compact"/>
+            </w:pPr>
+          </w:p>
+        </w:tc>
+        <w:tc>
+          <w:tcPr/>
+          <w:p>
+            <w:pPr>
+              <w:pStyle w:val="Compact"/>
+            </w:pPr>
+          </w:p>
+        </w:tc>
+        <w:tc>
+          <w:tcPr/>
+          <w:p>
+            <w:pPr>
+              <w:pStyle w:val="Compact"/>
+            </w:pPr>
+          </w:p>
+        </w:tc>
+        <w:tc>
+          <w:tcPr/>
+          <w:p>
+            <w:pPr>
+              <w:pStyle w:val="Compact"/>
+            </w:pPr>
+          </w:p>
+        </w:tc>
+      </w:tr>
+      <w:tr>
+        <w:tc>
+          <w:tcPr/>
+          <w:p>
+            <w:pPr>
+              <w:pStyle w:val="Compact"/>
+            </w:pPr>
+            <w:r>
+              <w:t xml:space="preserve">10/8</w:t>
+            </w:r>
+          </w:p>
+        </w:tc>
+        <w:tc>
+          <w:tcPr/>
+          <w:p>
+            <w:pPr>
+              <w:pStyle w:val="Compact"/>
+            </w:pPr>
+            <w:r>
+              <w:t xml:space="preserve">W</w:t>
+            </w:r>
+          </w:p>
+        </w:tc>
+        <w:tc>
+          <w:tcPr/>
+          <w:p>
+            <w:pPr>
+              <w:pStyle w:val="Compact"/>
+            </w:pPr>
+            <w:r>
+              <w:t xml:space="preserve">Digestion - Sample Problem [</w:t>
+            </w:r>
+            <w:hyperlink r:id="rId51">
+              <w:r>
+                <w:rPr>
+                  <w:rStyle w:val="Hyperlink"/>
+                </w:rPr>
+                <w:t xml:space="preserve">html</w:t>
+              </w:r>
+            </w:hyperlink>
+            <w:r>
+              <w:t xml:space="preserve">] Max Size Herbivores Paper Claus 2003 [</w:t>
+            </w:r>
+            <w:hyperlink r:id="rId52">
+              <w:r>
+                <w:rPr>
+                  <w:rStyle w:val="Hyperlink"/>
+                </w:rPr>
+                <w:t xml:space="preserve">on drive</w:t>
+              </w:r>
+            </w:hyperlink>
+            <w:r>
+              <w:t xml:space="preserve">]</w:t>
+            </w:r>
+          </w:p>
+        </w:tc>
+        <w:tc>
+          <w:tcPr/>
+          <w:p>
+            <w:pPr>
+              <w:pStyle w:val="Compact"/>
+            </w:pPr>
+          </w:p>
+        </w:tc>
+        <w:tc>
+          <w:tcPr/>
+          <w:p>
+            <w:pPr>
+              <w:pStyle w:val="Compact"/>
+            </w:pPr>
+            <w:r>
+              <w:t xml:space="preserve">Lab6: PC2-G-Lobster Heart [</w:t>
+            </w:r>
+            <w:hyperlink r:id="rId53">
               <w:r>
                 <w:rPr>
                   <w:rStyle w:val="Hyperlink"/>
@@ -1468,23 +1659,26 @@
             <w:pPr>
               <w:pStyle w:val="Compact"/>
             </w:pPr>
-          </w:p>
-        </w:tc>
-        <w:tc>
-          <w:tcPr/>
-          <w:p>
-            <w:pPr>
-              <w:pStyle w:val="Compact"/>
-            </w:pPr>
-            <w:r>
-              <w:t xml:space="preserve">Design 1 Rewrite [</w:t>
-            </w:r>
-            <w:hyperlink r:id="rId50">
-              <w:r>
-                <w:rPr>
-                  <w:rStyle w:val="Hyperlink"/>
-                </w:rPr>
-                <w:t xml:space="preserve">Due midnight</w:t>
+            <w:r>
+              <w:t xml:space="preserve">Neurons [</w:t>
+            </w:r>
+            <w:hyperlink r:id="rId51">
+              <w:r>
+                <w:rPr>
+                  <w:rStyle w:val="Hyperlink"/>
+                </w:rPr>
+                <w:t xml:space="preserve">html</w:t>
+              </w:r>
+            </w:hyperlink>
+            <w:r>
+              <w:t xml:space="preserve">] [</w:t>
+            </w:r>
+            <w:hyperlink r:id="rId54">
+              <w:r>
+                <w:rPr>
+                  <w:rStyle w:val="Hyperlink"/>
+                </w:rPr>
+                <w:t xml:space="preserve">discussion</w:t>
               </w:r>
             </w:hyperlink>
             <w:r>
@@ -1498,63 +1692,85 @@
             <w:pPr>
               <w:pStyle w:val="Compact"/>
             </w:pPr>
-          </w:p>
-        </w:tc>
-      </w:tr>
-      <w:tr>
-        <w:tc>
-          <w:tcPr/>
-          <w:p>
-            <w:pPr>
-              <w:pStyle w:val="Compact"/>
-            </w:pPr>
-            <w:r>
-              <w:t xml:space="preserve">Week 7</w:t>
-            </w:r>
-          </w:p>
-        </w:tc>
-        <w:tc>
-          <w:tcPr/>
-          <w:p>
-            <w:pPr>
-              <w:pStyle w:val="Compact"/>
-            </w:pPr>
-          </w:p>
-        </w:tc>
-        <w:tc>
-          <w:tcPr/>
-          <w:p>
-            <w:pPr>
-              <w:pStyle w:val="Compact"/>
-            </w:pPr>
-          </w:p>
-        </w:tc>
-        <w:tc>
-          <w:tcPr/>
-          <w:p>
-            <w:pPr>
-              <w:pStyle w:val="Compact"/>
-            </w:pPr>
-          </w:p>
-        </w:tc>
-        <w:tc>
-          <w:tcPr/>
-          <w:p>
-            <w:pPr>
-              <w:pStyle w:val="Compact"/>
-            </w:pPr>
-          </w:p>
-        </w:tc>
-      </w:tr>
-      <w:tr>
-        <w:tc>
-          <w:tcPr/>
-          <w:p>
-            <w:pPr>
-              <w:pStyle w:val="Compact"/>
-            </w:pPr>
-            <w:r>
-              <w:t xml:space="preserve">10/8</w:t>
+            <w:r>
+              <w:t xml:space="preserve">PS3: Feeding &amp; Digestion [</w:t>
+            </w:r>
+            <w:hyperlink r:id="rId55">
+              <w:r>
+                <w:rPr>
+                  <w:rStyle w:val="Hyperlink"/>
+                </w:rPr>
+                <w:t xml:space="preserve">pdf</w:t>
+              </w:r>
+            </w:hyperlink>
+            <w:r>
+              <w:t xml:space="preserve">]</w:t>
+            </w:r>
+          </w:p>
+        </w:tc>
+        <w:tc>
+          <w:tcPr/>
+          <w:p>
+            <w:pPr>
+              <w:pStyle w:val="Compact"/>
+            </w:pPr>
+          </w:p>
+        </w:tc>
+      </w:tr>
+      <w:tr>
+        <w:tc>
+          <w:tcPr/>
+          <w:p>
+            <w:pPr>
+              <w:pStyle w:val="Compact"/>
+            </w:pPr>
+            <w:r>
+              <w:t xml:space="preserve">Week 8</w:t>
+            </w:r>
+          </w:p>
+        </w:tc>
+        <w:tc>
+          <w:tcPr/>
+          <w:p>
+            <w:pPr>
+              <w:pStyle w:val="Compact"/>
+            </w:pPr>
+          </w:p>
+        </w:tc>
+        <w:tc>
+          <w:tcPr/>
+          <w:p>
+            <w:pPr>
+              <w:pStyle w:val="Compact"/>
+            </w:pPr>
+          </w:p>
+        </w:tc>
+        <w:tc>
+          <w:tcPr/>
+          <w:p>
+            <w:pPr>
+              <w:pStyle w:val="Compact"/>
+            </w:pPr>
+          </w:p>
+        </w:tc>
+        <w:tc>
+          <w:tcPr/>
+          <w:p>
+            <w:pPr>
+              <w:pStyle w:val="Compact"/>
+            </w:pPr>
+          </w:p>
+        </w:tc>
+      </w:tr>
+      <w:tr>
+        <w:tc>
+          <w:tcPr/>
+          <w:p>
+            <w:pPr>
+              <w:pStyle w:val="Compact"/>
+            </w:pPr>
+            <w:r>
+              <w:t xml:space="preserve">10/15</w:t>
             </w:r>
           </w:p>
         </w:tc>
@@ -1576,9 +1792,71 @@
               <w:pStyle w:val="Compact"/>
             </w:pPr>
             <w:r>
-              <w:t xml:space="preserve">Sample Problem [</w:t>
-            </w:r>
-            <w:hyperlink r:id="rId51">
+              <w:t xml:space="preserve">Synapses/Sensory Receptors</w:t>
+            </w:r>
+          </w:p>
+        </w:tc>
+        <w:tc>
+          <w:tcPr/>
+          <w:p>
+            <w:pPr>
+              <w:pStyle w:val="Compact"/>
+            </w:pPr>
+          </w:p>
+        </w:tc>
+        <w:tc>
+          <w:tcPr/>
+          <w:p>
+            <w:pPr>
+              <w:pStyle w:val="Compact"/>
+            </w:pPr>
+            <w:r>
+              <w:t xml:space="preserve">Lab8: PC2-G-Human Muscle [</w:t>
+            </w:r>
+            <w:hyperlink r:id="rId56">
+              <w:r>
+                <w:rPr>
+                  <w:rStyle w:val="Hyperlink"/>
+                </w:rPr>
+                <w:t xml:space="preserve">overview</w:t>
+              </w:r>
+            </w:hyperlink>
+            <w:r>
+              <w:t xml:space="preserve">]</w:t>
+            </w:r>
+          </w:p>
+        </w:tc>
+      </w:tr>
+      <w:tr>
+        <w:tc>
+          <w:tcPr/>
+          <w:p>
+            <w:pPr>
+              <w:pStyle w:val="Compact"/>
+            </w:pPr>
+          </w:p>
+        </w:tc>
+        <w:tc>
+          <w:tcPr/>
+          <w:p>
+            <w:pPr>
+              <w:pStyle w:val="Compact"/>
+            </w:pPr>
+            <w:r>
+              <w:t xml:space="preserve">F</w:t>
+            </w:r>
+          </w:p>
+        </w:tc>
+        <w:tc>
+          <w:tcPr/>
+          <w:p>
+            <w:pPr>
+              <w:pStyle w:val="Compact"/>
+            </w:pPr>
+            <w:r>
+              <w:t xml:space="preserve">Muscles [</w:t>
+            </w:r>
+            <w:hyperlink r:id="rId57">
               <w:r>
                 <w:rPr>
                   <w:rStyle w:val="Hyperlink"/>
@@ -1587,14 +1865,14 @@
               </w:r>
             </w:hyperlink>
             <w:r>
-              <w:t xml:space="preserve">] Max Size Herbivores Paper Claus 2003 [</w:t>
-            </w:r>
-            <w:hyperlink r:id="rId52">
-              <w:r>
-                <w:rPr>
-                  <w:rStyle w:val="Hyperlink"/>
-                </w:rPr>
-                <w:t xml:space="preserve">on drive</w:t>
+              <w:t xml:space="preserve">] [</w:t>
+            </w:r>
+            <w:hyperlink r:id="rId58">
+              <w:r>
+                <w:rPr>
+                  <w:rStyle w:val="Hyperlink"/>
+                </w:rPr>
+                <w:t xml:space="preserve">discussion</w:t>
               </w:r>
             </w:hyperlink>
             <w:r>
@@ -1608,10 +1886,215 @@
             <w:pPr>
               <w:pStyle w:val="Compact"/>
             </w:pPr>
-            <w:r>
-              <w:t xml:space="preserve">PS3: Feeding &amp; Digestion [</w:t>
-            </w:r>
-            <w:hyperlink r:id="rId53">
+          </w:p>
+        </w:tc>
+        <w:tc>
+          <w:tcPr/>
+          <w:p>
+            <w:pPr>
+              <w:pStyle w:val="Compact"/>
+            </w:pPr>
+          </w:p>
+        </w:tc>
+      </w:tr>
+      <w:tr>
+        <w:tc>
+          <w:tcPr/>
+          <w:p>
+            <w:pPr>
+              <w:pStyle w:val="Compact"/>
+            </w:pPr>
+            <w:r>
+              <w:t xml:space="preserve">Week 9</w:t>
+            </w:r>
+          </w:p>
+        </w:tc>
+        <w:tc>
+          <w:tcPr/>
+          <w:p>
+            <w:pPr>
+              <w:pStyle w:val="Compact"/>
+            </w:pPr>
+          </w:p>
+        </w:tc>
+        <w:tc>
+          <w:tcPr/>
+          <w:p>
+            <w:pPr>
+              <w:pStyle w:val="Compact"/>
+            </w:pPr>
+          </w:p>
+        </w:tc>
+        <w:tc>
+          <w:tcPr/>
+          <w:p>
+            <w:pPr>
+              <w:pStyle w:val="Compact"/>
+            </w:pPr>
+          </w:p>
+        </w:tc>
+        <w:tc>
+          <w:tcPr/>
+          <w:p>
+            <w:pPr>
+              <w:pStyle w:val="Compact"/>
+            </w:pPr>
+          </w:p>
+        </w:tc>
+      </w:tr>
+      <w:tr>
+        <w:tc>
+          <w:tcPr/>
+          <w:p>
+            <w:pPr>
+              <w:pStyle w:val="Compact"/>
+            </w:pPr>
+            <w:r>
+              <w:t xml:space="preserve">10/22</w:t>
+            </w:r>
+          </w:p>
+        </w:tc>
+        <w:tc>
+          <w:tcPr/>
+          <w:p>
+            <w:pPr>
+              <w:pStyle w:val="Compact"/>
+            </w:pPr>
+            <w:r>
+              <w:t xml:space="preserve">W</w:t>
+            </w:r>
+          </w:p>
+        </w:tc>
+        <w:tc>
+          <w:tcPr/>
+          <w:p>
+            <w:pPr>
+              <w:pStyle w:val="Compact"/>
+            </w:pPr>
+            <w:r>
+              <w:t xml:space="preserve">Motor Control [</w:t>
+            </w:r>
+            <w:hyperlink r:id="rId57">
+              <w:r>
+                <w:rPr>
+                  <w:rStyle w:val="Hyperlink"/>
+                </w:rPr>
+                <w:t xml:space="preserve">html</w:t>
+              </w:r>
+            </w:hyperlink>
+            <w:r>
+              <w:t xml:space="preserve">] [</w:t>
+            </w:r>
+            <w:hyperlink r:id="rId58">
+              <w:r>
+                <w:rPr>
+                  <w:rStyle w:val="Hyperlink"/>
+                </w:rPr>
+                <w:t xml:space="preserve">discussion</w:t>
+              </w:r>
+            </w:hyperlink>
+            <w:r>
+              <w:t xml:space="preserve">]</w:t>
+            </w:r>
+          </w:p>
+        </w:tc>
+        <w:tc>
+          <w:tcPr/>
+          <w:p>
+            <w:pPr>
+              <w:pStyle w:val="Compact"/>
+            </w:pPr>
+            <w:r>
+              <w:t xml:space="preserve">Design 2 Feeding &amp; Digestion [</w:t>
+            </w:r>
+            <w:hyperlink r:id="rId59">
+              <w:r>
+                <w:rPr>
+                  <w:rStyle w:val="Hyperlink"/>
+                </w:rPr>
+                <w:t xml:space="preserve">html</w:t>
+              </w:r>
+            </w:hyperlink>
+            <w:r>
+              <w:t xml:space="preserve">] [</w:t>
+            </w:r>
+            <w:hyperlink r:id="rId60">
+              <w:r>
+                <w:rPr>
+                  <w:rStyle w:val="Hyperlink"/>
+                </w:rPr>
+                <w:t xml:space="preserve">resources</w:t>
+              </w:r>
+            </w:hyperlink>
+            <w:r>
+              <w:t xml:space="preserve">] [</w:t>
+            </w:r>
+            <w:hyperlink r:id="rId61">
+              <w:r>
+                <w:rPr>
+                  <w:rStyle w:val="Hyperlink"/>
+                </w:rPr>
+                <w:t xml:space="preserve">turn in</w:t>
+              </w:r>
+            </w:hyperlink>
+            <w:r>
+              <w:t xml:space="preserve">]</w:t>
+            </w:r>
+          </w:p>
+        </w:tc>
+        <w:tc>
+          <w:tcPr/>
+          <w:p>
+            <w:pPr>
+              <w:pStyle w:val="Compact"/>
+            </w:pPr>
+            <w:r>
+              <w:t xml:space="preserve">Design Presentations</w:t>
+            </w:r>
+          </w:p>
+        </w:tc>
+      </w:tr>
+      <w:tr>
+        <w:tc>
+          <w:tcPr/>
+          <w:p>
+            <w:pPr>
+              <w:pStyle w:val="Compact"/>
+            </w:pPr>
+          </w:p>
+        </w:tc>
+        <w:tc>
+          <w:tcPr/>
+          <w:p>
+            <w:pPr>
+              <w:pStyle w:val="Compact"/>
+            </w:pPr>
+            <w:r>
+              <w:t xml:space="preserve">F</w:t>
+            </w:r>
+          </w:p>
+        </w:tc>
+        <w:tc>
+          <w:tcPr/>
+          <w:p>
+            <w:pPr>
+              <w:pStyle w:val="Compact"/>
+            </w:pPr>
+            <w:r>
+              <w:t xml:space="preserve">Biomechanics</w:t>
+            </w:r>
+          </w:p>
+        </w:tc>
+        <w:tc>
+          <w:tcPr/>
+          <w:p>
+            <w:pPr>
+              <w:pStyle w:val="Compact"/>
+            </w:pPr>
+            <w:r>
+              <w:t xml:space="preserve">PS4: Neurons [</w:t>
+            </w:r>
+            <w:hyperlink r:id="rId62">
               <w:r>
                 <w:rPr>
                   <w:rStyle w:val="Hyperlink"/>
@@ -1620,6 +2103,17 @@
               </w:r>
             </w:hyperlink>
             <w:r>
+              <w:t xml:space="preserve">], Peer Critique 2 [</w:t>
+            </w:r>
+            <w:hyperlink r:id="rId61">
+              <w:r>
+                <w:rPr>
+                  <w:rStyle w:val="Hyperlink"/>
+                </w:rPr>
+                <w:t xml:space="preserve">see turn in</w:t>
+              </w:r>
+            </w:hyperlink>
+            <w:r>
               <w:t xml:space="preserve">]</w:t>
             </w:r>
           </w:p>
@@ -1630,15 +2124,74 @@
             <w:pPr>
               <w:pStyle w:val="Compact"/>
             </w:pPr>
-            <w:r>
-              <w:t xml:space="preserve">Lab6: PC2-G-Lobster Heart [</w:t>
-            </w:r>
-            <w:hyperlink r:id="rId54">
-              <w:r>
-                <w:rPr>
-                  <w:rStyle w:val="Hyperlink"/>
-                </w:rPr>
-                <w:t xml:space="preserve">overview</w:t>
+          </w:p>
+        </w:tc>
+      </w:tr>
+      <w:tr>
+        <w:tc>
+          <w:tcPr/>
+          <w:p>
+            <w:pPr>
+              <w:pStyle w:val="Compact"/>
+            </w:pPr>
+          </w:p>
+        </w:tc>
+        <w:tc>
+          <w:tcPr/>
+          <w:p>
+            <w:pPr>
+              <w:pStyle w:val="Compact"/>
+            </w:pPr>
+            <w:r>
+              <w:t xml:space="preserve">F</w:t>
+            </w:r>
+          </w:p>
+        </w:tc>
+        <w:tc>
+          <w:tcPr/>
+          <w:p>
+            <w:pPr>
+              <w:pStyle w:val="Compact"/>
+            </w:pPr>
+          </w:p>
+        </w:tc>
+        <w:tc>
+          <w:tcPr/>
+          <w:p>
+            <w:pPr>
+              <w:pStyle w:val="Compact"/>
+            </w:pPr>
+            <w:r>
+              <w:t xml:space="preserve">Design 2 Feeding &amp; Digestion [</w:t>
+            </w:r>
+            <w:hyperlink r:id="rId59">
+              <w:r>
+                <w:rPr>
+                  <w:rStyle w:val="Hyperlink"/>
+                </w:rPr>
+                <w:t xml:space="preserve">html</w:t>
+              </w:r>
+            </w:hyperlink>
+            <w:r>
+              <w:t xml:space="preserve">] [</w:t>
+            </w:r>
+            <w:hyperlink r:id="rId60">
+              <w:r>
+                <w:rPr>
+                  <w:rStyle w:val="Hyperlink"/>
+                </w:rPr>
+                <w:t xml:space="preserve">resources</w:t>
+              </w:r>
+            </w:hyperlink>
+            <w:r>
+              <w:t xml:space="preserve">] [</w:t>
+            </w:r>
+            <w:hyperlink r:id="rId61">
+              <w:r>
+                <w:rPr>
+                  <w:rStyle w:val="Hyperlink"/>
+                </w:rPr>
+                <w:t xml:space="preserve">turn in</w:t>
               </w:r>
             </w:hyperlink>
             <w:r>
@@ -1646,37 +2199,152 @@
             </w:r>
           </w:p>
         </w:tc>
-      </w:tr>
-      <w:tr>
-        <w:tc>
-          <w:tcPr/>
-          <w:p>
-            <w:pPr>
-              <w:pStyle w:val="Compact"/>
-            </w:pPr>
-          </w:p>
-        </w:tc>
-        <w:tc>
-          <w:tcPr/>
-          <w:p>
-            <w:pPr>
-              <w:pStyle w:val="Compact"/>
-            </w:pPr>
-            <w:r>
-              <w:t xml:space="preserve">F</w:t>
-            </w:r>
-          </w:p>
-        </w:tc>
-        <w:tc>
-          <w:tcPr/>
-          <w:p>
-            <w:pPr>
-              <w:pStyle w:val="Compact"/>
-            </w:pPr>
-            <w:r>
-              <w:t xml:space="preserve">Neurons [</w:t>
-            </w:r>
-            <w:hyperlink r:id="rId51">
+        <w:tc>
+          <w:tcPr/>
+          <w:p>
+            <w:pPr>
+              <w:pStyle w:val="Compact"/>
+            </w:pPr>
+          </w:p>
+        </w:tc>
+      </w:tr>
+      <w:tr>
+        <w:tc>
+          <w:tcPr/>
+          <w:p>
+            <w:pPr>
+              <w:pStyle w:val="Compact"/>
+            </w:pPr>
+            <w:r>
+              <w:t xml:space="preserve">Week 10</w:t>
+            </w:r>
+          </w:p>
+        </w:tc>
+        <w:tc>
+          <w:tcPr/>
+          <w:p>
+            <w:pPr>
+              <w:pStyle w:val="Compact"/>
+            </w:pPr>
+          </w:p>
+        </w:tc>
+        <w:tc>
+          <w:tcPr/>
+          <w:p>
+            <w:pPr>
+              <w:pStyle w:val="Compact"/>
+            </w:pPr>
+          </w:p>
+        </w:tc>
+        <w:tc>
+          <w:tcPr/>
+          <w:p>
+            <w:pPr>
+              <w:pStyle w:val="Compact"/>
+            </w:pPr>
+          </w:p>
+        </w:tc>
+        <w:tc>
+          <w:tcPr/>
+          <w:p>
+            <w:pPr>
+              <w:pStyle w:val="Compact"/>
+            </w:pPr>
+          </w:p>
+        </w:tc>
+      </w:tr>
+      <w:tr>
+        <w:tc>
+          <w:tcPr/>
+          <w:p>
+            <w:pPr>
+              <w:pStyle w:val="Compact"/>
+            </w:pPr>
+          </w:p>
+        </w:tc>
+        <w:tc>
+          <w:tcPr/>
+          <w:p>
+            <w:pPr>
+              <w:pStyle w:val="Compact"/>
+            </w:pPr>
+            <w:r>
+              <w:t xml:space="preserve">M</w:t>
+            </w:r>
+          </w:p>
+        </w:tc>
+        <w:tc>
+          <w:tcPr/>
+          <w:p>
+            <w:pPr>
+              <w:pStyle w:val="Compact"/>
+            </w:pPr>
+          </w:p>
+        </w:tc>
+        <w:tc>
+          <w:tcPr/>
+          <w:p>
+            <w:pPr>
+              <w:pStyle w:val="Compact"/>
+            </w:pPr>
+            <w:r>
+              <w:t xml:space="preserve">Peer Critique 2 [</w:t>
+            </w:r>
+            <w:hyperlink r:id="rId61">
+              <w:r>
+                <w:rPr>
+                  <w:rStyle w:val="Hyperlink"/>
+                </w:rPr>
+                <w:t xml:space="preserve">see turn in</w:t>
+              </w:r>
+            </w:hyperlink>
+            <w:r>
+              <w:t xml:space="preserve">]</w:t>
+            </w:r>
+          </w:p>
+        </w:tc>
+        <w:tc>
+          <w:tcPr/>
+          <w:p>
+            <w:pPr>
+              <w:pStyle w:val="Compact"/>
+            </w:pPr>
+          </w:p>
+        </w:tc>
+      </w:tr>
+      <w:tr>
+        <w:tc>
+          <w:tcPr/>
+          <w:p>
+            <w:pPr>
+              <w:pStyle w:val="Compact"/>
+            </w:pPr>
+            <w:r>
+              <w:t xml:space="preserve">10/29</w:t>
+            </w:r>
+          </w:p>
+        </w:tc>
+        <w:tc>
+          <w:tcPr/>
+          <w:p>
+            <w:pPr>
+              <w:pStyle w:val="Compact"/>
+            </w:pPr>
+            <w:r>
+              <w:t xml:space="preserve">W</w:t>
+            </w:r>
+          </w:p>
+        </w:tc>
+        <w:tc>
+          <w:tcPr/>
+          <w:p>
+            <w:pPr>
+              <w:pStyle w:val="Compact"/>
+            </w:pPr>
+            <w:r>
+              <w:t xml:space="preserve">Finish Muscles/Biomechanics [</w:t>
+            </w:r>
+            <w:hyperlink r:id="rId63">
               <w:r>
                 <w:rPr>
                   <w:rStyle w:val="Hyperlink"/>
@@ -1687,7 +2355,7 @@
             <w:r>
               <w:t xml:space="preserve">] [</w:t>
             </w:r>
-            <w:hyperlink r:id="rId55">
+            <w:hyperlink r:id="rId64">
               <w:r>
                 <w:rPr>
                   <w:rStyle w:val="Hyperlink"/>
@@ -1714,676 +2382,8 @@
             <w:pPr>
               <w:pStyle w:val="Compact"/>
             </w:pPr>
-          </w:p>
-        </w:tc>
-      </w:tr>
-      <w:tr>
-        <w:tc>
-          <w:tcPr/>
-          <w:p>
-            <w:pPr>
-              <w:pStyle w:val="Compact"/>
-            </w:pPr>
-            <w:r>
-              <w:t xml:space="preserve">Week 8</w:t>
-            </w:r>
-          </w:p>
-        </w:tc>
-        <w:tc>
-          <w:tcPr/>
-          <w:p>
-            <w:pPr>
-              <w:pStyle w:val="Compact"/>
-            </w:pPr>
-          </w:p>
-        </w:tc>
-        <w:tc>
-          <w:tcPr/>
-          <w:p>
-            <w:pPr>
-              <w:pStyle w:val="Compact"/>
-            </w:pPr>
-          </w:p>
-        </w:tc>
-        <w:tc>
-          <w:tcPr/>
-          <w:p>
-            <w:pPr>
-              <w:pStyle w:val="Compact"/>
-            </w:pPr>
-          </w:p>
-        </w:tc>
-        <w:tc>
-          <w:tcPr/>
-          <w:p>
-            <w:pPr>
-              <w:pStyle w:val="Compact"/>
-            </w:pPr>
-          </w:p>
-        </w:tc>
-      </w:tr>
-      <w:tr>
-        <w:tc>
-          <w:tcPr/>
-          <w:p>
-            <w:pPr>
-              <w:pStyle w:val="Compact"/>
-            </w:pPr>
-            <w:r>
-              <w:t xml:space="preserve">10/15</w:t>
-            </w:r>
-          </w:p>
-        </w:tc>
-        <w:tc>
-          <w:tcPr/>
-          <w:p>
-            <w:pPr>
-              <w:pStyle w:val="Compact"/>
-            </w:pPr>
-            <w:r>
-              <w:t xml:space="preserve">W</w:t>
-            </w:r>
-          </w:p>
-        </w:tc>
-        <w:tc>
-          <w:tcPr/>
-          <w:p>
-            <w:pPr>
-              <w:pStyle w:val="Compact"/>
-            </w:pPr>
-            <w:r>
-              <w:t xml:space="preserve">Synapses/Sensory Receptors</w:t>
-            </w:r>
-          </w:p>
-        </w:tc>
-        <w:tc>
-          <w:tcPr/>
-          <w:p>
-            <w:pPr>
-              <w:pStyle w:val="Compact"/>
-            </w:pPr>
-          </w:p>
-        </w:tc>
-        <w:tc>
-          <w:tcPr/>
-          <w:p>
-            <w:pPr>
-              <w:pStyle w:val="Compact"/>
-            </w:pPr>
-            <w:r>
-              <w:t xml:space="preserve">Design Presentations</w:t>
-            </w:r>
-          </w:p>
-        </w:tc>
-      </w:tr>
-      <w:tr>
-        <w:tc>
-          <w:tcPr/>
-          <w:p>
-            <w:pPr>
-              <w:pStyle w:val="Compact"/>
-            </w:pPr>
-          </w:p>
-        </w:tc>
-        <w:tc>
-          <w:tcPr/>
-          <w:p>
-            <w:pPr>
-              <w:pStyle w:val="Compact"/>
-            </w:pPr>
-            <w:r>
-              <w:t xml:space="preserve">F</w:t>
-            </w:r>
-          </w:p>
-        </w:tc>
-        <w:tc>
-          <w:tcPr/>
-          <w:p>
-            <w:pPr>
-              <w:pStyle w:val="Compact"/>
-            </w:pPr>
-            <w:r>
-              <w:t xml:space="preserve">Muscles [</w:t>
-            </w:r>
-            <w:hyperlink r:id="rId56">
-              <w:r>
-                <w:rPr>
-                  <w:rStyle w:val="Hyperlink"/>
-                </w:rPr>
-                <w:t xml:space="preserve">html</w:t>
-              </w:r>
-            </w:hyperlink>
-            <w:r>
-              <w:t xml:space="preserve">] [</w:t>
-            </w:r>
-            <w:hyperlink r:id="rId57">
-              <w:r>
-                <w:rPr>
-                  <w:rStyle w:val="Hyperlink"/>
-                </w:rPr>
-                <w:t xml:space="preserve">discussion</w:t>
-              </w:r>
-            </w:hyperlink>
-            <w:r>
-              <w:t xml:space="preserve">]</w:t>
-            </w:r>
-          </w:p>
-        </w:tc>
-        <w:tc>
-          <w:tcPr/>
-          <w:p>
-            <w:pPr>
-              <w:pStyle w:val="Compact"/>
-            </w:pPr>
-          </w:p>
-        </w:tc>
-        <w:tc>
-          <w:tcPr/>
-          <w:p>
-            <w:pPr>
-              <w:pStyle w:val="Compact"/>
-            </w:pPr>
-          </w:p>
-        </w:tc>
-      </w:tr>
-      <w:tr>
-        <w:tc>
-          <w:tcPr/>
-          <w:p>
-            <w:pPr>
-              <w:pStyle w:val="Compact"/>
-            </w:pPr>
-            <w:r>
-              <w:t xml:space="preserve">Week 9</w:t>
-            </w:r>
-          </w:p>
-        </w:tc>
-        <w:tc>
-          <w:tcPr/>
-          <w:p>
-            <w:pPr>
-              <w:pStyle w:val="Compact"/>
-            </w:pPr>
-          </w:p>
-        </w:tc>
-        <w:tc>
-          <w:tcPr/>
-          <w:p>
-            <w:pPr>
-              <w:pStyle w:val="Compact"/>
-            </w:pPr>
-          </w:p>
-        </w:tc>
-        <w:tc>
-          <w:tcPr/>
-          <w:p>
-            <w:pPr>
-              <w:pStyle w:val="Compact"/>
-            </w:pPr>
-          </w:p>
-        </w:tc>
-        <w:tc>
-          <w:tcPr/>
-          <w:p>
-            <w:pPr>
-              <w:pStyle w:val="Compact"/>
-            </w:pPr>
-          </w:p>
-        </w:tc>
-      </w:tr>
-      <w:tr>
-        <w:tc>
-          <w:tcPr/>
-          <w:p>
-            <w:pPr>
-              <w:pStyle w:val="Compact"/>
-            </w:pPr>
-            <w:r>
-              <w:t xml:space="preserve">10/22</w:t>
-            </w:r>
-          </w:p>
-        </w:tc>
-        <w:tc>
-          <w:tcPr/>
-          <w:p>
-            <w:pPr>
-              <w:pStyle w:val="Compact"/>
-            </w:pPr>
-            <w:r>
-              <w:t xml:space="preserve">W</w:t>
-            </w:r>
-          </w:p>
-        </w:tc>
-        <w:tc>
-          <w:tcPr/>
-          <w:p>
-            <w:pPr>
-              <w:pStyle w:val="Compact"/>
-            </w:pPr>
-            <w:r>
-              <w:t xml:space="preserve">Motor Control [</w:t>
-            </w:r>
-            <w:hyperlink r:id="rId56">
-              <w:r>
-                <w:rPr>
-                  <w:rStyle w:val="Hyperlink"/>
-                </w:rPr>
-                <w:t xml:space="preserve">html</w:t>
-              </w:r>
-            </w:hyperlink>
-            <w:r>
-              <w:t xml:space="preserve">] [</w:t>
-            </w:r>
-            <w:hyperlink r:id="rId57">
-              <w:r>
-                <w:rPr>
-                  <w:rStyle w:val="Hyperlink"/>
-                </w:rPr>
-                <w:t xml:space="preserve">discussion</w:t>
-              </w:r>
-            </w:hyperlink>
-            <w:r>
-              <w:t xml:space="preserve">]</w:t>
-            </w:r>
-          </w:p>
-        </w:tc>
-        <w:tc>
-          <w:tcPr/>
-          <w:p>
-            <w:pPr>
-              <w:pStyle w:val="Compact"/>
-            </w:pPr>
-            <w:r>
-              <w:t xml:space="preserve">Design 2 Feeding &amp; Digestion [</w:t>
-            </w:r>
-            <w:hyperlink r:id="rId58">
-              <w:r>
-                <w:rPr>
-                  <w:rStyle w:val="Hyperlink"/>
-                </w:rPr>
-                <w:t xml:space="preserve">html</w:t>
-              </w:r>
-            </w:hyperlink>
-            <w:r>
-              <w:t xml:space="preserve">] [</w:t>
-            </w:r>
-            <w:hyperlink r:id="rId59">
-              <w:r>
-                <w:rPr>
-                  <w:rStyle w:val="Hyperlink"/>
-                </w:rPr>
-                <w:t xml:space="preserve">resources</w:t>
-              </w:r>
-            </w:hyperlink>
-            <w:r>
-              <w:t xml:space="preserve">] [</w:t>
-            </w:r>
-            <w:hyperlink r:id="rId60">
-              <w:r>
-                <w:rPr>
-                  <w:rStyle w:val="Hyperlink"/>
-                </w:rPr>
-                <w:t xml:space="preserve">turn in</w:t>
-              </w:r>
-            </w:hyperlink>
-            <w:r>
-              <w:t xml:space="preserve">]</w:t>
-            </w:r>
-          </w:p>
-        </w:tc>
-        <w:tc>
-          <w:tcPr/>
-          <w:p>
-            <w:pPr>
-              <w:pStyle w:val="Compact"/>
-            </w:pPr>
             <w:r>
               <w:t xml:space="preserve">Lab 7:PC1-G-Vertebrate Action Potential [</w:t>
-            </w:r>
-            <w:hyperlink r:id="rId61">
-              <w:r>
-                <w:rPr>
-                  <w:rStyle w:val="Hyperlink"/>
-                </w:rPr>
-                <w:t xml:space="preserve">overview</w:t>
-              </w:r>
-            </w:hyperlink>
-            <w:r>
-              <w:t xml:space="preserve">]</w:t>
-            </w:r>
-          </w:p>
-        </w:tc>
-      </w:tr>
-      <w:tr>
-        <w:tc>
-          <w:tcPr/>
-          <w:p>
-            <w:pPr>
-              <w:pStyle w:val="Compact"/>
-            </w:pPr>
-          </w:p>
-        </w:tc>
-        <w:tc>
-          <w:tcPr/>
-          <w:p>
-            <w:pPr>
-              <w:pStyle w:val="Compact"/>
-            </w:pPr>
-            <w:r>
-              <w:t xml:space="preserve">F</w:t>
-            </w:r>
-          </w:p>
-        </w:tc>
-        <w:tc>
-          <w:tcPr/>
-          <w:p>
-            <w:pPr>
-              <w:pStyle w:val="Compact"/>
-            </w:pPr>
-            <w:r>
-              <w:t xml:space="preserve">Biomechanics</w:t>
-            </w:r>
-          </w:p>
-        </w:tc>
-        <w:tc>
-          <w:tcPr/>
-          <w:p>
-            <w:pPr>
-              <w:pStyle w:val="Compact"/>
-            </w:pPr>
-            <w:r>
-              <w:t xml:space="preserve">PS4: Neurons [</w:t>
-            </w:r>
-            <w:hyperlink r:id="rId62">
-              <w:r>
-                <w:rPr>
-                  <w:rStyle w:val="Hyperlink"/>
-                </w:rPr>
-                <w:t xml:space="preserve">pdf</w:t>
-              </w:r>
-            </w:hyperlink>
-            <w:r>
-              <w:t xml:space="preserve">], Peer Critique 2 [</w:t>
-            </w:r>
-            <w:hyperlink r:id="rId60">
-              <w:r>
-                <w:rPr>
-                  <w:rStyle w:val="Hyperlink"/>
-                </w:rPr>
-                <w:t xml:space="preserve">see turn in</w:t>
-              </w:r>
-            </w:hyperlink>
-            <w:r>
-              <w:t xml:space="preserve">]</w:t>
-            </w:r>
-          </w:p>
-        </w:tc>
-        <w:tc>
-          <w:tcPr/>
-          <w:p>
-            <w:pPr>
-              <w:pStyle w:val="Compact"/>
-            </w:pPr>
-          </w:p>
-        </w:tc>
-      </w:tr>
-      <w:tr>
-        <w:tc>
-          <w:tcPr/>
-          <w:p>
-            <w:pPr>
-              <w:pStyle w:val="Compact"/>
-            </w:pPr>
-          </w:p>
-        </w:tc>
-        <w:tc>
-          <w:tcPr/>
-          <w:p>
-            <w:pPr>
-              <w:pStyle w:val="Compact"/>
-            </w:pPr>
-            <w:r>
-              <w:t xml:space="preserve">F</w:t>
-            </w:r>
-          </w:p>
-        </w:tc>
-        <w:tc>
-          <w:tcPr/>
-          <w:p>
-            <w:pPr>
-              <w:pStyle w:val="Compact"/>
-            </w:pPr>
-          </w:p>
-        </w:tc>
-        <w:tc>
-          <w:tcPr/>
-          <w:p>
-            <w:pPr>
-              <w:pStyle w:val="Compact"/>
-            </w:pPr>
-            <w:r>
-              <w:t xml:space="preserve">Design 2 Feeding &amp; Digestion [</w:t>
-            </w:r>
-            <w:hyperlink r:id="rId58">
-              <w:r>
-                <w:rPr>
-                  <w:rStyle w:val="Hyperlink"/>
-                </w:rPr>
-                <w:t xml:space="preserve">html</w:t>
-              </w:r>
-            </w:hyperlink>
-            <w:r>
-              <w:t xml:space="preserve">] [</w:t>
-            </w:r>
-            <w:hyperlink r:id="rId59">
-              <w:r>
-                <w:rPr>
-                  <w:rStyle w:val="Hyperlink"/>
-                </w:rPr>
-                <w:t xml:space="preserve">resources</w:t>
-              </w:r>
-            </w:hyperlink>
-            <w:r>
-              <w:t xml:space="preserve">] [</w:t>
-            </w:r>
-            <w:hyperlink r:id="rId60">
-              <w:r>
-                <w:rPr>
-                  <w:rStyle w:val="Hyperlink"/>
-                </w:rPr>
-                <w:t xml:space="preserve">turn in</w:t>
-              </w:r>
-            </w:hyperlink>
-            <w:r>
-              <w:t xml:space="preserve">]</w:t>
-            </w:r>
-          </w:p>
-        </w:tc>
-        <w:tc>
-          <w:tcPr/>
-          <w:p>
-            <w:pPr>
-              <w:pStyle w:val="Compact"/>
-            </w:pPr>
-          </w:p>
-        </w:tc>
-      </w:tr>
-      <w:tr>
-        <w:tc>
-          <w:tcPr/>
-          <w:p>
-            <w:pPr>
-              <w:pStyle w:val="Compact"/>
-            </w:pPr>
-            <w:r>
-              <w:t xml:space="preserve">Week 10</w:t>
-            </w:r>
-          </w:p>
-        </w:tc>
-        <w:tc>
-          <w:tcPr/>
-          <w:p>
-            <w:pPr>
-              <w:pStyle w:val="Compact"/>
-            </w:pPr>
-          </w:p>
-        </w:tc>
-        <w:tc>
-          <w:tcPr/>
-          <w:p>
-            <w:pPr>
-              <w:pStyle w:val="Compact"/>
-            </w:pPr>
-          </w:p>
-        </w:tc>
-        <w:tc>
-          <w:tcPr/>
-          <w:p>
-            <w:pPr>
-              <w:pStyle w:val="Compact"/>
-            </w:pPr>
-          </w:p>
-        </w:tc>
-        <w:tc>
-          <w:tcPr/>
-          <w:p>
-            <w:pPr>
-              <w:pStyle w:val="Compact"/>
-            </w:pPr>
-          </w:p>
-        </w:tc>
-      </w:tr>
-      <w:tr>
-        <w:tc>
-          <w:tcPr/>
-          <w:p>
-            <w:pPr>
-              <w:pStyle w:val="Compact"/>
-            </w:pPr>
-          </w:p>
-        </w:tc>
-        <w:tc>
-          <w:tcPr/>
-          <w:p>
-            <w:pPr>
-              <w:pStyle w:val="Compact"/>
-            </w:pPr>
-            <w:r>
-              <w:t xml:space="preserve">M</w:t>
-            </w:r>
-          </w:p>
-        </w:tc>
-        <w:tc>
-          <w:tcPr/>
-          <w:p>
-            <w:pPr>
-              <w:pStyle w:val="Compact"/>
-            </w:pPr>
-          </w:p>
-        </w:tc>
-        <w:tc>
-          <w:tcPr/>
-          <w:p>
-            <w:pPr>
-              <w:pStyle w:val="Compact"/>
-            </w:pPr>
-            <w:r>
-              <w:t xml:space="preserve">Peer Critique 2 [</w:t>
-            </w:r>
-            <w:hyperlink r:id="rId60">
-              <w:r>
-                <w:rPr>
-                  <w:rStyle w:val="Hyperlink"/>
-                </w:rPr>
-                <w:t xml:space="preserve">see turn in</w:t>
-              </w:r>
-            </w:hyperlink>
-            <w:r>
-              <w:t xml:space="preserve">]</w:t>
-            </w:r>
-          </w:p>
-        </w:tc>
-        <w:tc>
-          <w:tcPr/>
-          <w:p>
-            <w:pPr>
-              <w:pStyle w:val="Compact"/>
-            </w:pPr>
-          </w:p>
-        </w:tc>
-      </w:tr>
-      <w:tr>
-        <w:tc>
-          <w:tcPr/>
-          <w:p>
-            <w:pPr>
-              <w:pStyle w:val="Compact"/>
-            </w:pPr>
-            <w:r>
-              <w:t xml:space="preserve">10/29</w:t>
-            </w:r>
-          </w:p>
-        </w:tc>
-        <w:tc>
-          <w:tcPr/>
-          <w:p>
-            <w:pPr>
-              <w:pStyle w:val="Compact"/>
-            </w:pPr>
-            <w:r>
-              <w:t xml:space="preserve">W</w:t>
-            </w:r>
-          </w:p>
-        </w:tc>
-        <w:tc>
-          <w:tcPr/>
-          <w:p>
-            <w:pPr>
-              <w:pStyle w:val="Compact"/>
-            </w:pPr>
-            <w:r>
-              <w:t xml:space="preserve">Finish Muscles/Biomechanics [</w:t>
-            </w:r>
-            <w:hyperlink r:id="rId63">
-              <w:r>
-                <w:rPr>
-                  <w:rStyle w:val="Hyperlink"/>
-                </w:rPr>
-                <w:t xml:space="preserve">html</w:t>
-              </w:r>
-            </w:hyperlink>
-            <w:r>
-              <w:t xml:space="preserve">] [</w:t>
-            </w:r>
-            <w:hyperlink r:id="rId64">
-              <w:r>
-                <w:rPr>
-                  <w:rStyle w:val="Hyperlink"/>
-                </w:rPr>
-                <w:t xml:space="preserve">discussion</w:t>
-              </w:r>
-            </w:hyperlink>
-            <w:r>
-              <w:t xml:space="preserve">]</w:t>
-            </w:r>
-          </w:p>
-        </w:tc>
-        <w:tc>
-          <w:tcPr/>
-          <w:p>
-            <w:pPr>
-              <w:pStyle w:val="Compact"/>
-            </w:pPr>
-          </w:p>
-        </w:tc>
-        <w:tc>
-          <w:tcPr/>
-          <w:p>
-            <w:pPr>
-              <w:pStyle w:val="Compact"/>
-            </w:pPr>
-            <w:r>
-              <w:t xml:space="preserve">Lab8: PC2-G-Human Muscle [</w:t>
             </w:r>
             <w:hyperlink r:id="rId65">
               <w:r>

--- a/docs/schedule.docx
+++ b/docs/schedule.docx
@@ -2004,6 +2004,283 @@
             <w:pPr>
               <w:pStyle w:val="Compact"/>
             </w:pPr>
+          </w:p>
+        </w:tc>
+        <w:tc>
+          <w:tcPr/>
+          <w:p>
+            <w:pPr>
+              <w:pStyle w:val="Compact"/>
+            </w:pPr>
+            <w:r>
+              <w:t xml:space="preserve">Design Presentations - Design 2 Feeding &amp; Digestion [</w:t>
+            </w:r>
+            <w:hyperlink r:id="rId59">
+              <w:r>
+                <w:rPr>
+                  <w:rStyle w:val="Hyperlink"/>
+                </w:rPr>
+                <w:t xml:space="preserve">html</w:t>
+              </w:r>
+            </w:hyperlink>
+            <w:r>
+              <w:t xml:space="preserve">] [</w:t>
+            </w:r>
+            <w:hyperlink r:id="rId60">
+              <w:r>
+                <w:rPr>
+                  <w:rStyle w:val="Hyperlink"/>
+                </w:rPr>
+                <w:t xml:space="preserve">resources</w:t>
+              </w:r>
+            </w:hyperlink>
+            <w:r>
+              <w:t xml:space="preserve">]</w:t>
+            </w:r>
+          </w:p>
+        </w:tc>
+      </w:tr>
+      <w:tr>
+        <w:tc>
+          <w:tcPr/>
+          <w:p>
+            <w:pPr>
+              <w:pStyle w:val="Compact"/>
+            </w:pPr>
+          </w:p>
+        </w:tc>
+        <w:tc>
+          <w:tcPr/>
+          <w:p>
+            <w:pPr>
+              <w:pStyle w:val="Compact"/>
+            </w:pPr>
+            <w:r>
+              <w:t xml:space="preserve">F</w:t>
+            </w:r>
+          </w:p>
+        </w:tc>
+        <w:tc>
+          <w:tcPr/>
+          <w:p>
+            <w:pPr>
+              <w:pStyle w:val="Compact"/>
+            </w:pPr>
+            <w:r>
+              <w:t xml:space="preserve">Biomechanics</w:t>
+            </w:r>
+          </w:p>
+        </w:tc>
+        <w:tc>
+          <w:tcPr/>
+          <w:p>
+            <w:pPr>
+              <w:pStyle w:val="Compact"/>
+            </w:pPr>
+            <w:r>
+              <w:t xml:space="preserve">PS4: Neurons [</w:t>
+            </w:r>
+            <w:hyperlink r:id="rId61">
+              <w:r>
+                <w:rPr>
+                  <w:rStyle w:val="Hyperlink"/>
+                </w:rPr>
+                <w:t xml:space="preserve">pdf</w:t>
+              </w:r>
+            </w:hyperlink>
+            <w:r>
+              <w:t xml:space="preserve">], Peer Critique 2 [</w:t>
+            </w:r>
+            <w:hyperlink r:id="rId62">
+              <w:r>
+                <w:rPr>
+                  <w:rStyle w:val="Hyperlink"/>
+                </w:rPr>
+                <w:t xml:space="preserve">see turn in</w:t>
+              </w:r>
+            </w:hyperlink>
+            <w:r>
+              <w:t xml:space="preserve">]</w:t>
+            </w:r>
+          </w:p>
+        </w:tc>
+        <w:tc>
+          <w:tcPr/>
+          <w:p>
+            <w:pPr>
+              <w:pStyle w:val="Compact"/>
+            </w:pPr>
+          </w:p>
+        </w:tc>
+      </w:tr>
+      <w:tr>
+        <w:tc>
+          <w:tcPr/>
+          <w:p>
+            <w:pPr>
+              <w:pStyle w:val="Compact"/>
+            </w:pPr>
+          </w:p>
+        </w:tc>
+        <w:tc>
+          <w:tcPr/>
+          <w:p>
+            <w:pPr>
+              <w:pStyle w:val="Compact"/>
+            </w:pPr>
+            <w:r>
+              <w:t xml:space="preserve">F</w:t>
+            </w:r>
+          </w:p>
+        </w:tc>
+        <w:tc>
+          <w:tcPr/>
+          <w:p>
+            <w:pPr>
+              <w:pStyle w:val="Compact"/>
+            </w:pPr>
+          </w:p>
+        </w:tc>
+        <w:tc>
+          <w:tcPr/>
+          <w:p>
+            <w:pPr>
+              <w:pStyle w:val="Compact"/>
+            </w:pPr>
+            <w:r>
+              <w:t xml:space="preserve">Design 2 Feeding &amp; Digestion (by Monday) [</w:t>
+            </w:r>
+            <w:hyperlink r:id="rId59">
+              <w:r>
+                <w:rPr>
+                  <w:rStyle w:val="Hyperlink"/>
+                </w:rPr>
+                <w:t xml:space="preserve">html</w:t>
+              </w:r>
+            </w:hyperlink>
+            <w:r>
+              <w:t xml:space="preserve">] [</w:t>
+            </w:r>
+            <w:hyperlink r:id="rId60">
+              <w:r>
+                <w:rPr>
+                  <w:rStyle w:val="Hyperlink"/>
+                </w:rPr>
+                <w:t xml:space="preserve">resources</w:t>
+              </w:r>
+            </w:hyperlink>
+            <w:r>
+              <w:t xml:space="preserve">] [</w:t>
+            </w:r>
+            <w:hyperlink r:id="rId62">
+              <w:r>
+                <w:rPr>
+                  <w:rStyle w:val="Hyperlink"/>
+                </w:rPr>
+                <w:t xml:space="preserve">turn in</w:t>
+              </w:r>
+            </w:hyperlink>
+            <w:r>
+              <w:t xml:space="preserve">]</w:t>
+            </w:r>
+          </w:p>
+        </w:tc>
+        <w:tc>
+          <w:tcPr/>
+          <w:p>
+            <w:pPr>
+              <w:pStyle w:val="Compact"/>
+            </w:pPr>
+          </w:p>
+        </w:tc>
+      </w:tr>
+      <w:tr>
+        <w:tc>
+          <w:tcPr/>
+          <w:p>
+            <w:pPr>
+              <w:pStyle w:val="Compact"/>
+            </w:pPr>
+            <w:r>
+              <w:t xml:space="preserve">Week 10</w:t>
+            </w:r>
+          </w:p>
+        </w:tc>
+        <w:tc>
+          <w:tcPr/>
+          <w:p>
+            <w:pPr>
+              <w:pStyle w:val="Compact"/>
+            </w:pPr>
+          </w:p>
+        </w:tc>
+        <w:tc>
+          <w:tcPr/>
+          <w:p>
+            <w:pPr>
+              <w:pStyle w:val="Compact"/>
+            </w:pPr>
+          </w:p>
+        </w:tc>
+        <w:tc>
+          <w:tcPr/>
+          <w:p>
+            <w:pPr>
+              <w:pStyle w:val="Compact"/>
+            </w:pPr>
+          </w:p>
+        </w:tc>
+        <w:tc>
+          <w:tcPr/>
+          <w:p>
+            <w:pPr>
+              <w:pStyle w:val="Compact"/>
+            </w:pPr>
+          </w:p>
+        </w:tc>
+      </w:tr>
+      <w:tr>
+        <w:tc>
+          <w:tcPr/>
+          <w:p>
+            <w:pPr>
+              <w:pStyle w:val="Compact"/>
+            </w:pPr>
+          </w:p>
+        </w:tc>
+        <w:tc>
+          <w:tcPr/>
+          <w:p>
+            <w:pPr>
+              <w:pStyle w:val="Compact"/>
+            </w:pPr>
+            <w:r>
+              <w:t xml:space="preserve">M</w:t>
+            </w:r>
+          </w:p>
+        </w:tc>
+        <w:tc>
+          <w:tcPr/>
+          <w:p>
+            <w:pPr>
+              <w:pStyle w:val="Compact"/>
+            </w:pPr>
+          </w:p>
+        </w:tc>
+        <w:tc>
+          <w:tcPr/>
+          <w:p>
+            <w:pPr>
+              <w:pStyle w:val="Compact"/>
+            </w:pPr>
+          </w:p>
+        </w:tc>
+        <w:tc>
+          <w:tcPr/>
+          <w:p>
+            <w:pPr>
+              <w:pStyle w:val="Compact"/>
+            </w:pPr>
             <w:r>
               <w:t xml:space="preserve">Design 2 Feeding &amp; Digestion [</w:t>
             </w:r>
@@ -2029,7 +2306,7 @@
             <w:r>
               <w:t xml:space="preserve">] [</w:t>
             </w:r>
-            <w:hyperlink r:id="rId61">
+            <w:hyperlink r:id="rId62">
               <w:r>
                 <w:rPr>
                   <w:rStyle w:val="Hyperlink"/>
@@ -2042,14 +2319,104 @@
             </w:r>
           </w:p>
         </w:tc>
-        <w:tc>
-          <w:tcPr/>
-          <w:p>
-            <w:pPr>
-              <w:pStyle w:val="Compact"/>
-            </w:pPr>
-            <w:r>
-              <w:t xml:space="preserve">Design Presentations</w:t>
+      </w:tr>
+      <w:tr>
+        <w:tc>
+          <w:tcPr/>
+          <w:p>
+            <w:pPr>
+              <w:pStyle w:val="Compact"/>
+            </w:pPr>
+            <w:r>
+              <w:t xml:space="preserve">10/29</w:t>
+            </w:r>
+          </w:p>
+        </w:tc>
+        <w:tc>
+          <w:tcPr/>
+          <w:p>
+            <w:pPr>
+              <w:pStyle w:val="Compact"/>
+            </w:pPr>
+            <w:r>
+              <w:t xml:space="preserve">W</w:t>
+            </w:r>
+          </w:p>
+        </w:tc>
+        <w:tc>
+          <w:tcPr/>
+          <w:p>
+            <w:pPr>
+              <w:pStyle w:val="Compact"/>
+            </w:pPr>
+            <w:r>
+              <w:t xml:space="preserve">Finish Muscles/Biomechanics [</w:t>
+            </w:r>
+            <w:hyperlink r:id="rId63">
+              <w:r>
+                <w:rPr>
+                  <w:rStyle w:val="Hyperlink"/>
+                </w:rPr>
+                <w:t xml:space="preserve">html</w:t>
+              </w:r>
+            </w:hyperlink>
+            <w:r>
+              <w:t xml:space="preserve">] [</w:t>
+            </w:r>
+            <w:hyperlink r:id="rId64">
+              <w:r>
+                <w:rPr>
+                  <w:rStyle w:val="Hyperlink"/>
+                </w:rPr>
+                <w:t xml:space="preserve">discussion</w:t>
+              </w:r>
+            </w:hyperlink>
+            <w:r>
+              <w:t xml:space="preserve">]</w:t>
+            </w:r>
+          </w:p>
+        </w:tc>
+        <w:tc>
+          <w:tcPr/>
+          <w:p>
+            <w:pPr>
+              <w:pStyle w:val="Compact"/>
+            </w:pPr>
+            <w:r>
+              <w:t xml:space="preserve">Peer Critique 2 [</w:t>
+            </w:r>
+            <w:hyperlink r:id="rId62">
+              <w:r>
+                <w:rPr>
+                  <w:rStyle w:val="Hyperlink"/>
+                </w:rPr>
+                <w:t xml:space="preserve">see turn in</w:t>
+              </w:r>
+            </w:hyperlink>
+            <w:r>
+              <w:t xml:space="preserve">]</w:t>
+            </w:r>
+          </w:p>
+        </w:tc>
+        <w:tc>
+          <w:tcPr/>
+          <w:p>
+            <w:pPr>
+              <w:pStyle w:val="Compact"/>
+            </w:pPr>
+            <w:r>
+              <w:t xml:space="preserve">Lab 7:PC1-G-Vertebrate Action Potential [</w:t>
+            </w:r>
+            <w:hyperlink r:id="rId65">
+              <w:r>
+                <w:rPr>
+                  <w:rStyle w:val="Hyperlink"/>
+                </w:rPr>
+                <w:t xml:space="preserve">overview</w:t>
+              </w:r>
+            </w:hyperlink>
+            <w:r>
+              <w:t xml:space="preserve">]</w:t>
             </w:r>
           </w:p>
         </w:tc>
@@ -2081,465 +2448,123 @@
               <w:pStyle w:val="Compact"/>
             </w:pPr>
             <w:r>
-              <w:t xml:space="preserve">Biomechanics</w:t>
-            </w:r>
-          </w:p>
-        </w:tc>
-        <w:tc>
-          <w:tcPr/>
-          <w:p>
-            <w:pPr>
-              <w:pStyle w:val="Compact"/>
-            </w:pPr>
-            <w:r>
-              <w:t xml:space="preserve">PS4: Neurons [</w:t>
-            </w:r>
-            <w:hyperlink r:id="rId62">
-              <w:r>
-                <w:rPr>
-                  <w:rStyle w:val="Hyperlink"/>
-                </w:rPr>
-                <w:t xml:space="preserve">pdf</w:t>
-              </w:r>
-            </w:hyperlink>
-            <w:r>
-              <w:t xml:space="preserve">], Peer Critique 2 [</w:t>
-            </w:r>
-            <w:hyperlink r:id="rId61">
-              <w:r>
-                <w:rPr>
-                  <w:rStyle w:val="Hyperlink"/>
-                </w:rPr>
-                <w:t xml:space="preserve">see turn in</w:t>
+              <w:t xml:space="preserve">Locomotion</w:t>
+            </w:r>
+          </w:p>
+        </w:tc>
+        <w:tc>
+          <w:tcPr/>
+          <w:p>
+            <w:pPr>
+              <w:pStyle w:val="Compact"/>
+            </w:pPr>
+          </w:p>
+        </w:tc>
+        <w:tc>
+          <w:tcPr/>
+          <w:p>
+            <w:pPr>
+              <w:pStyle w:val="Compact"/>
+            </w:pPr>
+          </w:p>
+        </w:tc>
+      </w:tr>
+      <w:tr>
+        <w:tc>
+          <w:tcPr/>
+          <w:p>
+            <w:pPr>
+              <w:pStyle w:val="Compact"/>
+            </w:pPr>
+            <w:r>
+              <w:t xml:space="preserve">Week 11</w:t>
+            </w:r>
+          </w:p>
+        </w:tc>
+        <w:tc>
+          <w:tcPr/>
+          <w:p>
+            <w:pPr>
+              <w:pStyle w:val="Compact"/>
+            </w:pPr>
+          </w:p>
+        </w:tc>
+        <w:tc>
+          <w:tcPr/>
+          <w:p>
+            <w:pPr>
+              <w:pStyle w:val="Compact"/>
+            </w:pPr>
+          </w:p>
+        </w:tc>
+        <w:tc>
+          <w:tcPr/>
+          <w:p>
+            <w:pPr>
+              <w:pStyle w:val="Compact"/>
+            </w:pPr>
+          </w:p>
+        </w:tc>
+        <w:tc>
+          <w:tcPr/>
+          <w:p>
+            <w:pPr>
+              <w:pStyle w:val="Compact"/>
+            </w:pPr>
+          </w:p>
+        </w:tc>
+      </w:tr>
+      <w:tr>
+        <w:tc>
+          <w:tcPr/>
+          <w:p>
+            <w:pPr>
+              <w:pStyle w:val="Compact"/>
+            </w:pPr>
+            <w:r>
+              <w:t xml:space="preserve">11/3</w:t>
+            </w:r>
+          </w:p>
+        </w:tc>
+        <w:tc>
+          <w:tcPr/>
+          <w:p>
+            <w:pPr>
+              <w:pStyle w:val="Compact"/>
+            </w:pPr>
+            <w:r>
+              <w:t xml:space="preserve">M</w:t>
+            </w:r>
+          </w:p>
+        </w:tc>
+        <w:tc>
+          <w:tcPr/>
+          <w:p>
+            <w:pPr>
+              <w:pStyle w:val="Compact"/>
+            </w:pPr>
+          </w:p>
+        </w:tc>
+        <w:tc>
+          <w:tcPr/>
+          <w:p>
+            <w:pPr>
+              <w:pStyle w:val="Compact"/>
+            </w:pPr>
+            <w:r>
+              <w:t xml:space="preserve">Rewrite Design 2 [</w:t>
+            </w:r>
+            <w:hyperlink r:id="rId66">
+              <w:r>
+                <w:rPr>
+                  <w:rStyle w:val="Hyperlink"/>
+                </w:rPr>
+                <w:t xml:space="preserve">Due Monday midnight</w:t>
               </w:r>
             </w:hyperlink>
             <w:r>
               <w:t xml:space="preserve">]</w:t>
             </w:r>
-          </w:p>
-        </w:tc>
-        <w:tc>
-          <w:tcPr/>
-          <w:p>
-            <w:pPr>
-              <w:pStyle w:val="Compact"/>
-            </w:pPr>
-          </w:p>
-        </w:tc>
-      </w:tr>
-      <w:tr>
-        <w:tc>
-          <w:tcPr/>
-          <w:p>
-            <w:pPr>
-              <w:pStyle w:val="Compact"/>
-            </w:pPr>
-          </w:p>
-        </w:tc>
-        <w:tc>
-          <w:tcPr/>
-          <w:p>
-            <w:pPr>
-              <w:pStyle w:val="Compact"/>
-            </w:pPr>
-            <w:r>
-              <w:t xml:space="preserve">F</w:t>
-            </w:r>
-          </w:p>
-        </w:tc>
-        <w:tc>
-          <w:tcPr/>
-          <w:p>
-            <w:pPr>
-              <w:pStyle w:val="Compact"/>
-            </w:pPr>
-          </w:p>
-        </w:tc>
-        <w:tc>
-          <w:tcPr/>
-          <w:p>
-            <w:pPr>
-              <w:pStyle w:val="Compact"/>
-            </w:pPr>
-            <w:r>
-              <w:t xml:space="preserve">Design 2 Feeding &amp; Digestion [</w:t>
-            </w:r>
-            <w:hyperlink r:id="rId59">
-              <w:r>
-                <w:rPr>
-                  <w:rStyle w:val="Hyperlink"/>
-                </w:rPr>
-                <w:t xml:space="preserve">html</w:t>
-              </w:r>
-            </w:hyperlink>
-            <w:r>
-              <w:t xml:space="preserve">] [</w:t>
-            </w:r>
-            <w:hyperlink r:id="rId60">
-              <w:r>
-                <w:rPr>
-                  <w:rStyle w:val="Hyperlink"/>
-                </w:rPr>
-                <w:t xml:space="preserve">resources</w:t>
-              </w:r>
-            </w:hyperlink>
-            <w:r>
-              <w:t xml:space="preserve">] [</w:t>
-            </w:r>
-            <w:hyperlink r:id="rId61">
-              <w:r>
-                <w:rPr>
-                  <w:rStyle w:val="Hyperlink"/>
-                </w:rPr>
-                <w:t xml:space="preserve">turn in</w:t>
-              </w:r>
-            </w:hyperlink>
-            <w:r>
-              <w:t xml:space="preserve">]</w:t>
-            </w:r>
-          </w:p>
-        </w:tc>
-        <w:tc>
-          <w:tcPr/>
-          <w:p>
-            <w:pPr>
-              <w:pStyle w:val="Compact"/>
-            </w:pPr>
-          </w:p>
-        </w:tc>
-      </w:tr>
-      <w:tr>
-        <w:tc>
-          <w:tcPr/>
-          <w:p>
-            <w:pPr>
-              <w:pStyle w:val="Compact"/>
-            </w:pPr>
-            <w:r>
-              <w:t xml:space="preserve">Week 10</w:t>
-            </w:r>
-          </w:p>
-        </w:tc>
-        <w:tc>
-          <w:tcPr/>
-          <w:p>
-            <w:pPr>
-              <w:pStyle w:val="Compact"/>
-            </w:pPr>
-          </w:p>
-        </w:tc>
-        <w:tc>
-          <w:tcPr/>
-          <w:p>
-            <w:pPr>
-              <w:pStyle w:val="Compact"/>
-            </w:pPr>
-          </w:p>
-        </w:tc>
-        <w:tc>
-          <w:tcPr/>
-          <w:p>
-            <w:pPr>
-              <w:pStyle w:val="Compact"/>
-            </w:pPr>
-          </w:p>
-        </w:tc>
-        <w:tc>
-          <w:tcPr/>
-          <w:p>
-            <w:pPr>
-              <w:pStyle w:val="Compact"/>
-            </w:pPr>
-          </w:p>
-        </w:tc>
-      </w:tr>
-      <w:tr>
-        <w:tc>
-          <w:tcPr/>
-          <w:p>
-            <w:pPr>
-              <w:pStyle w:val="Compact"/>
-            </w:pPr>
-          </w:p>
-        </w:tc>
-        <w:tc>
-          <w:tcPr/>
-          <w:p>
-            <w:pPr>
-              <w:pStyle w:val="Compact"/>
-            </w:pPr>
-            <w:r>
-              <w:t xml:space="preserve">M</w:t>
-            </w:r>
-          </w:p>
-        </w:tc>
-        <w:tc>
-          <w:tcPr/>
-          <w:p>
-            <w:pPr>
-              <w:pStyle w:val="Compact"/>
-            </w:pPr>
-          </w:p>
-        </w:tc>
-        <w:tc>
-          <w:tcPr/>
-          <w:p>
-            <w:pPr>
-              <w:pStyle w:val="Compact"/>
-            </w:pPr>
-            <w:r>
-              <w:t xml:space="preserve">Peer Critique 2 [</w:t>
-            </w:r>
-            <w:hyperlink r:id="rId61">
-              <w:r>
-                <w:rPr>
-                  <w:rStyle w:val="Hyperlink"/>
-                </w:rPr>
-                <w:t xml:space="preserve">see turn in</w:t>
-              </w:r>
-            </w:hyperlink>
-            <w:r>
-              <w:t xml:space="preserve">]</w:t>
-            </w:r>
-          </w:p>
-        </w:tc>
-        <w:tc>
-          <w:tcPr/>
-          <w:p>
-            <w:pPr>
-              <w:pStyle w:val="Compact"/>
-            </w:pPr>
-          </w:p>
-        </w:tc>
-      </w:tr>
-      <w:tr>
-        <w:tc>
-          <w:tcPr/>
-          <w:p>
-            <w:pPr>
-              <w:pStyle w:val="Compact"/>
-            </w:pPr>
-            <w:r>
-              <w:t xml:space="preserve">10/29</w:t>
-            </w:r>
-          </w:p>
-        </w:tc>
-        <w:tc>
-          <w:tcPr/>
-          <w:p>
-            <w:pPr>
-              <w:pStyle w:val="Compact"/>
-            </w:pPr>
-            <w:r>
-              <w:t xml:space="preserve">W</w:t>
-            </w:r>
-          </w:p>
-        </w:tc>
-        <w:tc>
-          <w:tcPr/>
-          <w:p>
-            <w:pPr>
-              <w:pStyle w:val="Compact"/>
-            </w:pPr>
-            <w:r>
-              <w:t xml:space="preserve">Finish Muscles/Biomechanics [</w:t>
-            </w:r>
-            <w:hyperlink r:id="rId63">
-              <w:r>
-                <w:rPr>
-                  <w:rStyle w:val="Hyperlink"/>
-                </w:rPr>
-                <w:t xml:space="preserve">html</w:t>
-              </w:r>
-            </w:hyperlink>
-            <w:r>
-              <w:t xml:space="preserve">] [</w:t>
-            </w:r>
-            <w:hyperlink r:id="rId64">
-              <w:r>
-                <w:rPr>
-                  <w:rStyle w:val="Hyperlink"/>
-                </w:rPr>
-                <w:t xml:space="preserve">discussion</w:t>
-              </w:r>
-            </w:hyperlink>
-            <w:r>
-              <w:t xml:space="preserve">]</w:t>
-            </w:r>
-          </w:p>
-        </w:tc>
-        <w:tc>
-          <w:tcPr/>
-          <w:p>
-            <w:pPr>
-              <w:pStyle w:val="Compact"/>
-            </w:pPr>
-          </w:p>
-        </w:tc>
-        <w:tc>
-          <w:tcPr/>
-          <w:p>
-            <w:pPr>
-              <w:pStyle w:val="Compact"/>
-            </w:pPr>
-            <w:r>
-              <w:t xml:space="preserve">Lab 7:PC1-G-Vertebrate Action Potential [</w:t>
-            </w:r>
-            <w:hyperlink r:id="rId65">
-              <w:r>
-                <w:rPr>
-                  <w:rStyle w:val="Hyperlink"/>
-                </w:rPr>
-                <w:t xml:space="preserve">overview</w:t>
-              </w:r>
-            </w:hyperlink>
-            <w:r>
-              <w:t xml:space="preserve">]</w:t>
-            </w:r>
-          </w:p>
-        </w:tc>
-      </w:tr>
-      <w:tr>
-        <w:tc>
-          <w:tcPr/>
-          <w:p>
-            <w:pPr>
-              <w:pStyle w:val="Compact"/>
-            </w:pPr>
-          </w:p>
-        </w:tc>
-        <w:tc>
-          <w:tcPr/>
-          <w:p>
-            <w:pPr>
-              <w:pStyle w:val="Compact"/>
-            </w:pPr>
-            <w:r>
-              <w:t xml:space="preserve">F</w:t>
-            </w:r>
-          </w:p>
-        </w:tc>
-        <w:tc>
-          <w:tcPr/>
-          <w:p>
-            <w:pPr>
-              <w:pStyle w:val="Compact"/>
-            </w:pPr>
-            <w:r>
-              <w:t xml:space="preserve">Locomotion</w:t>
-            </w:r>
-          </w:p>
-        </w:tc>
-        <w:tc>
-          <w:tcPr/>
-          <w:p>
-            <w:pPr>
-              <w:pStyle w:val="Compact"/>
-            </w:pPr>
-          </w:p>
-        </w:tc>
-        <w:tc>
-          <w:tcPr/>
-          <w:p>
-            <w:pPr>
-              <w:pStyle w:val="Compact"/>
-            </w:pPr>
-          </w:p>
-        </w:tc>
-      </w:tr>
-      <w:tr>
-        <w:tc>
-          <w:tcPr/>
-          <w:p>
-            <w:pPr>
-              <w:pStyle w:val="Compact"/>
-            </w:pPr>
-          </w:p>
-        </w:tc>
-        <w:tc>
-          <w:tcPr/>
-          <w:p>
-            <w:pPr>
-              <w:pStyle w:val="Compact"/>
-            </w:pPr>
-            <w:r>
-              <w:t xml:space="preserve">F</w:t>
-            </w:r>
-          </w:p>
-        </w:tc>
-        <w:tc>
-          <w:tcPr/>
-          <w:p>
-            <w:pPr>
-              <w:pStyle w:val="Compact"/>
-            </w:pPr>
-          </w:p>
-        </w:tc>
-        <w:tc>
-          <w:tcPr/>
-          <w:p>
-            <w:pPr>
-              <w:pStyle w:val="Compact"/>
-            </w:pPr>
-            <w:r>
-              <w:t xml:space="preserve">Rewrite Design 2 [</w:t>
-            </w:r>
-            <w:hyperlink r:id="rId66">
-              <w:r>
-                <w:rPr>
-                  <w:rStyle w:val="Hyperlink"/>
-                </w:rPr>
-                <w:t xml:space="preserve">Due Friday midnight</w:t>
-              </w:r>
-            </w:hyperlink>
-            <w:r>
-              <w:t xml:space="preserve">]</w:t>
-            </w:r>
-          </w:p>
-        </w:tc>
-        <w:tc>
-          <w:tcPr/>
-          <w:p>
-            <w:pPr>
-              <w:pStyle w:val="Compact"/>
-            </w:pPr>
-          </w:p>
-        </w:tc>
-      </w:tr>
-      <w:tr>
-        <w:tc>
-          <w:tcPr/>
-          <w:p>
-            <w:pPr>
-              <w:pStyle w:val="Compact"/>
-            </w:pPr>
-            <w:r>
-              <w:t xml:space="preserve">Week 11</w:t>
-            </w:r>
-          </w:p>
-        </w:tc>
-        <w:tc>
-          <w:tcPr/>
-          <w:p>
-            <w:pPr>
-              <w:pStyle w:val="Compact"/>
-            </w:pPr>
-          </w:p>
-        </w:tc>
-        <w:tc>
-          <w:tcPr/>
-          <w:p>
-            <w:pPr>
-              <w:pStyle w:val="Compact"/>
-            </w:pPr>
-          </w:p>
-        </w:tc>
-        <w:tc>
-          <w:tcPr/>
-          <w:p>
-            <w:pPr>
-              <w:pStyle w:val="Compact"/>
-            </w:pPr>
           </w:p>
         </w:tc>
         <w:tc>

--- a/docs/schedule.docx
+++ b/docs/schedule.docx
@@ -1792,6 +1792,68 @@
               <w:pStyle w:val="Compact"/>
             </w:pPr>
             <w:r>
+              <w:t xml:space="preserve">Neurons/Synapses</w:t>
+            </w:r>
+          </w:p>
+        </w:tc>
+        <w:tc>
+          <w:tcPr/>
+          <w:p>
+            <w:pPr>
+              <w:pStyle w:val="Compact"/>
+            </w:pPr>
+          </w:p>
+        </w:tc>
+        <w:tc>
+          <w:tcPr/>
+          <w:p>
+            <w:pPr>
+              <w:pStyle w:val="Compact"/>
+            </w:pPr>
+            <w:r>
+              <w:t xml:space="preserve">Lab8: PC2-G-Human Muscle [</w:t>
+            </w:r>
+            <w:hyperlink r:id="rId56">
+              <w:r>
+                <w:rPr>
+                  <w:rStyle w:val="Hyperlink"/>
+                </w:rPr>
+                <w:t xml:space="preserve">overview</w:t>
+              </w:r>
+            </w:hyperlink>
+            <w:r>
+              <w:t xml:space="preserve">]</w:t>
+            </w:r>
+          </w:p>
+        </w:tc>
+      </w:tr>
+      <w:tr>
+        <w:tc>
+          <w:tcPr/>
+          <w:p>
+            <w:pPr>
+              <w:pStyle w:val="Compact"/>
+            </w:pPr>
+          </w:p>
+        </w:tc>
+        <w:tc>
+          <w:tcPr/>
+          <w:p>
+            <w:pPr>
+              <w:pStyle w:val="Compact"/>
+            </w:pPr>
+            <w:r>
+              <w:t xml:space="preserve">F</w:t>
+            </w:r>
+          </w:p>
+        </w:tc>
+        <w:tc>
+          <w:tcPr/>
+          <w:p>
+            <w:pPr>
+              <w:pStyle w:val="Compact"/>
+            </w:pPr>
+            <w:r>
               <w:t xml:space="preserve">Synapses/Sensory Receptors</w:t>
             </w:r>
           </w:p>
@@ -1834,6 +1896,149 @@
             <w:pPr>
               <w:pStyle w:val="Compact"/>
             </w:pPr>
+            <w:r>
+              <w:t xml:space="preserve">Week 9</w:t>
+            </w:r>
+          </w:p>
+        </w:tc>
+        <w:tc>
+          <w:tcPr/>
+          <w:p>
+            <w:pPr>
+              <w:pStyle w:val="Compact"/>
+            </w:pPr>
+          </w:p>
+        </w:tc>
+        <w:tc>
+          <w:tcPr/>
+          <w:p>
+            <w:pPr>
+              <w:pStyle w:val="Compact"/>
+            </w:pPr>
+          </w:p>
+        </w:tc>
+        <w:tc>
+          <w:tcPr/>
+          <w:p>
+            <w:pPr>
+              <w:pStyle w:val="Compact"/>
+            </w:pPr>
+          </w:p>
+        </w:tc>
+        <w:tc>
+          <w:tcPr/>
+          <w:p>
+            <w:pPr>
+              <w:pStyle w:val="Compact"/>
+            </w:pPr>
+          </w:p>
+        </w:tc>
+      </w:tr>
+      <w:tr>
+        <w:tc>
+          <w:tcPr/>
+          <w:p>
+            <w:pPr>
+              <w:pStyle w:val="Compact"/>
+            </w:pPr>
+            <w:r>
+              <w:t xml:space="preserve">10/22</w:t>
+            </w:r>
+          </w:p>
+        </w:tc>
+        <w:tc>
+          <w:tcPr/>
+          <w:p>
+            <w:pPr>
+              <w:pStyle w:val="Compact"/>
+            </w:pPr>
+            <w:r>
+              <w:t xml:space="preserve">W</w:t>
+            </w:r>
+          </w:p>
+        </w:tc>
+        <w:tc>
+          <w:tcPr/>
+          <w:p>
+            <w:pPr>
+              <w:pStyle w:val="Compact"/>
+            </w:pPr>
+            <w:r>
+              <w:t xml:space="preserve">Muscles [</w:t>
+            </w:r>
+            <w:hyperlink r:id="rId57">
+              <w:r>
+                <w:rPr>
+                  <w:rStyle w:val="Hyperlink"/>
+                </w:rPr>
+                <w:t xml:space="preserve">html</w:t>
+              </w:r>
+            </w:hyperlink>
+            <w:r>
+              <w:t xml:space="preserve">] [</w:t>
+            </w:r>
+            <w:hyperlink r:id="rId58">
+              <w:r>
+                <w:rPr>
+                  <w:rStyle w:val="Hyperlink"/>
+                </w:rPr>
+                <w:t xml:space="preserve">discussion</w:t>
+              </w:r>
+            </w:hyperlink>
+            <w:r>
+              <w:t xml:space="preserve">]</w:t>
+            </w:r>
+          </w:p>
+        </w:tc>
+        <w:tc>
+          <w:tcPr/>
+          <w:p>
+            <w:pPr>
+              <w:pStyle w:val="Compact"/>
+            </w:pPr>
+          </w:p>
+        </w:tc>
+        <w:tc>
+          <w:tcPr/>
+          <w:p>
+            <w:pPr>
+              <w:pStyle w:val="Compact"/>
+            </w:pPr>
+            <w:r>
+              <w:t xml:space="preserve">Design Presentations - Design 2 Feeding &amp; Digestion [</w:t>
+            </w:r>
+            <w:hyperlink r:id="rId59">
+              <w:r>
+                <w:rPr>
+                  <w:rStyle w:val="Hyperlink"/>
+                </w:rPr>
+                <w:t xml:space="preserve">html</w:t>
+              </w:r>
+            </w:hyperlink>
+            <w:r>
+              <w:t xml:space="preserve">] [</w:t>
+            </w:r>
+            <w:hyperlink r:id="rId60">
+              <w:r>
+                <w:rPr>
+                  <w:rStyle w:val="Hyperlink"/>
+                </w:rPr>
+                <w:t xml:space="preserve">resources</w:t>
+              </w:r>
+            </w:hyperlink>
+            <w:r>
+              <w:t xml:space="preserve">]</w:t>
+            </w:r>
+          </w:p>
+        </w:tc>
+      </w:tr>
+      <w:tr>
+        <w:tc>
+          <w:tcPr/>
+          <w:p>
+            <w:pPr>
+              <w:pStyle w:val="Compact"/>
+            </w:pPr>
           </w:p>
         </w:tc>
         <w:tc>
@@ -1854,220 +2059,7 @@
               <w:pStyle w:val="Compact"/>
             </w:pPr>
             <w:r>
-              <w:t xml:space="preserve">Muscles [</w:t>
-            </w:r>
-            <w:hyperlink r:id="rId57">
-              <w:r>
-                <w:rPr>
-                  <w:rStyle w:val="Hyperlink"/>
-                </w:rPr>
-                <w:t xml:space="preserve">html</w:t>
-              </w:r>
-            </w:hyperlink>
-            <w:r>
-              <w:t xml:space="preserve">] [</w:t>
-            </w:r>
-            <w:hyperlink r:id="rId58">
-              <w:r>
-                <w:rPr>
-                  <w:rStyle w:val="Hyperlink"/>
-                </w:rPr>
-                <w:t xml:space="preserve">discussion</w:t>
-              </w:r>
-            </w:hyperlink>
-            <w:r>
-              <w:t xml:space="preserve">]</w:t>
-            </w:r>
-          </w:p>
-        </w:tc>
-        <w:tc>
-          <w:tcPr/>
-          <w:p>
-            <w:pPr>
-              <w:pStyle w:val="Compact"/>
-            </w:pPr>
-          </w:p>
-        </w:tc>
-        <w:tc>
-          <w:tcPr/>
-          <w:p>
-            <w:pPr>
-              <w:pStyle w:val="Compact"/>
-            </w:pPr>
-          </w:p>
-        </w:tc>
-      </w:tr>
-      <w:tr>
-        <w:tc>
-          <w:tcPr/>
-          <w:p>
-            <w:pPr>
-              <w:pStyle w:val="Compact"/>
-            </w:pPr>
-            <w:r>
-              <w:t xml:space="preserve">Week 9</w:t>
-            </w:r>
-          </w:p>
-        </w:tc>
-        <w:tc>
-          <w:tcPr/>
-          <w:p>
-            <w:pPr>
-              <w:pStyle w:val="Compact"/>
-            </w:pPr>
-          </w:p>
-        </w:tc>
-        <w:tc>
-          <w:tcPr/>
-          <w:p>
-            <w:pPr>
-              <w:pStyle w:val="Compact"/>
-            </w:pPr>
-          </w:p>
-        </w:tc>
-        <w:tc>
-          <w:tcPr/>
-          <w:p>
-            <w:pPr>
-              <w:pStyle w:val="Compact"/>
-            </w:pPr>
-          </w:p>
-        </w:tc>
-        <w:tc>
-          <w:tcPr/>
-          <w:p>
-            <w:pPr>
-              <w:pStyle w:val="Compact"/>
-            </w:pPr>
-          </w:p>
-        </w:tc>
-      </w:tr>
-      <w:tr>
-        <w:tc>
-          <w:tcPr/>
-          <w:p>
-            <w:pPr>
-              <w:pStyle w:val="Compact"/>
-            </w:pPr>
-            <w:r>
-              <w:t xml:space="preserve">10/22</w:t>
-            </w:r>
-          </w:p>
-        </w:tc>
-        <w:tc>
-          <w:tcPr/>
-          <w:p>
-            <w:pPr>
-              <w:pStyle w:val="Compact"/>
-            </w:pPr>
-            <w:r>
-              <w:t xml:space="preserve">W</w:t>
-            </w:r>
-          </w:p>
-        </w:tc>
-        <w:tc>
-          <w:tcPr/>
-          <w:p>
-            <w:pPr>
-              <w:pStyle w:val="Compact"/>
-            </w:pPr>
-            <w:r>
-              <w:t xml:space="preserve">Motor Control [</w:t>
-            </w:r>
-            <w:hyperlink r:id="rId57">
-              <w:r>
-                <w:rPr>
-                  <w:rStyle w:val="Hyperlink"/>
-                </w:rPr>
-                <w:t xml:space="preserve">html</w:t>
-              </w:r>
-            </w:hyperlink>
-            <w:r>
-              <w:t xml:space="preserve">] [</w:t>
-            </w:r>
-            <w:hyperlink r:id="rId58">
-              <w:r>
-                <w:rPr>
-                  <w:rStyle w:val="Hyperlink"/>
-                </w:rPr>
-                <w:t xml:space="preserve">discussion</w:t>
-              </w:r>
-            </w:hyperlink>
-            <w:r>
-              <w:t xml:space="preserve">]</w:t>
-            </w:r>
-          </w:p>
-        </w:tc>
-        <w:tc>
-          <w:tcPr/>
-          <w:p>
-            <w:pPr>
-              <w:pStyle w:val="Compact"/>
-            </w:pPr>
-          </w:p>
-        </w:tc>
-        <w:tc>
-          <w:tcPr/>
-          <w:p>
-            <w:pPr>
-              <w:pStyle w:val="Compact"/>
-            </w:pPr>
-            <w:r>
-              <w:t xml:space="preserve">Design Presentations - Design 2 Feeding &amp; Digestion [</w:t>
-            </w:r>
-            <w:hyperlink r:id="rId59">
-              <w:r>
-                <w:rPr>
-                  <w:rStyle w:val="Hyperlink"/>
-                </w:rPr>
-                <w:t xml:space="preserve">html</w:t>
-              </w:r>
-            </w:hyperlink>
-            <w:r>
-              <w:t xml:space="preserve">] [</w:t>
-            </w:r>
-            <w:hyperlink r:id="rId60">
-              <w:r>
-                <w:rPr>
-                  <w:rStyle w:val="Hyperlink"/>
-                </w:rPr>
-                <w:t xml:space="preserve">resources</w:t>
-              </w:r>
-            </w:hyperlink>
-            <w:r>
-              <w:t xml:space="preserve">]</w:t>
-            </w:r>
-          </w:p>
-        </w:tc>
-      </w:tr>
-      <w:tr>
-        <w:tc>
-          <w:tcPr/>
-          <w:p>
-            <w:pPr>
-              <w:pStyle w:val="Compact"/>
-            </w:pPr>
-          </w:p>
-        </w:tc>
-        <w:tc>
-          <w:tcPr/>
-          <w:p>
-            <w:pPr>
-              <w:pStyle w:val="Compact"/>
-            </w:pPr>
-            <w:r>
-              <w:t xml:space="preserve">F</w:t>
-            </w:r>
-          </w:p>
-        </w:tc>
-        <w:tc>
-          <w:tcPr/>
-          <w:p>
-            <w:pPr>
-              <w:pStyle w:val="Compact"/>
-            </w:pPr>
-            <w:r>
-              <w:t xml:space="preserve">Biomechanics</w:t>
+              <w:t xml:space="preserve">Motor Control</w:t>
             </w:r>
           </w:p>
         </w:tc>
@@ -2089,66 +2081,7 @@
               </w:r>
             </w:hyperlink>
             <w:r>
-              <w:t xml:space="preserve">], Peer Critique 2 [</w:t>
-            </w:r>
-            <w:hyperlink r:id="rId62">
-              <w:r>
-                <w:rPr>
-                  <w:rStyle w:val="Hyperlink"/>
-                </w:rPr>
-                <w:t xml:space="preserve">see turn in</w:t>
-              </w:r>
-            </w:hyperlink>
-            <w:r>
-              <w:t xml:space="preserve">]</w:t>
-            </w:r>
-          </w:p>
-        </w:tc>
-        <w:tc>
-          <w:tcPr/>
-          <w:p>
-            <w:pPr>
-              <w:pStyle w:val="Compact"/>
-            </w:pPr>
-          </w:p>
-        </w:tc>
-      </w:tr>
-      <w:tr>
-        <w:tc>
-          <w:tcPr/>
-          <w:p>
-            <w:pPr>
-              <w:pStyle w:val="Compact"/>
-            </w:pPr>
-          </w:p>
-        </w:tc>
-        <w:tc>
-          <w:tcPr/>
-          <w:p>
-            <w:pPr>
-              <w:pStyle w:val="Compact"/>
-            </w:pPr>
-            <w:r>
-              <w:t xml:space="preserve">F</w:t>
-            </w:r>
-          </w:p>
-        </w:tc>
-        <w:tc>
-          <w:tcPr/>
-          <w:p>
-            <w:pPr>
-              <w:pStyle w:val="Compact"/>
-            </w:pPr>
-          </w:p>
-        </w:tc>
-        <w:tc>
-          <w:tcPr/>
-          <w:p>
-            <w:pPr>
-              <w:pStyle w:val="Compact"/>
-            </w:pPr>
-            <w:r>
-              <w:t xml:space="preserve">Design 2 Feeding &amp; Digestion (by Monday) [</w:t>
+              <w:t xml:space="preserve">] Design 2 Feeding &amp; Digestion (by Monday, but first-in, first-out) [</w:t>
             </w:r>
             <w:hyperlink r:id="rId59">
               <w:r>

--- a/docs/schedule.docx
+++ b/docs/schedule.docx
@@ -2485,197 +2485,197 @@
               <w:pStyle w:val="Compact"/>
             </w:pPr>
             <w:r>
+              <w:t xml:space="preserve">PS5: Muscles &amp; Biomech [</w:t>
+            </w:r>
+            <w:hyperlink r:id="rId66">
+              <w:r>
+                <w:rPr>
+                  <w:rStyle w:val="Hyperlink"/>
+                </w:rPr>
+                <w:t xml:space="preserve">pdf</w:t>
+              </w:r>
+            </w:hyperlink>
+            <w:r>
+              <w:t xml:space="preserve">]</w:t>
+            </w:r>
+          </w:p>
+        </w:tc>
+        <w:tc>
+          <w:tcPr/>
+          <w:p>
+            <w:pPr>
+              <w:pStyle w:val="Compact"/>
+            </w:pPr>
+          </w:p>
+        </w:tc>
+      </w:tr>
+      <w:tr>
+        <w:tc>
+          <w:tcPr/>
+          <w:p>
+            <w:pPr>
+              <w:pStyle w:val="Compact"/>
+            </w:pPr>
+            <w:r>
+              <w:t xml:space="preserve">11/5</w:t>
+            </w:r>
+          </w:p>
+        </w:tc>
+        <w:tc>
+          <w:tcPr/>
+          <w:p>
+            <w:pPr>
+              <w:pStyle w:val="Compact"/>
+            </w:pPr>
+            <w:r>
+              <w:t xml:space="preserve">W</w:t>
+            </w:r>
+          </w:p>
+        </w:tc>
+        <w:tc>
+          <w:tcPr/>
+          <w:p>
+            <w:pPr>
+              <w:pStyle w:val="Compact"/>
+            </w:pPr>
+            <w:r>
+              <w:t xml:space="preserve">Blood and Respiration [</w:t>
+            </w:r>
+            <w:hyperlink r:id="rId67">
+              <w:r>
+                <w:rPr>
+                  <w:rStyle w:val="Hyperlink"/>
+                </w:rPr>
+                <w:t xml:space="preserve">html</w:t>
+              </w:r>
+            </w:hyperlink>
+            <w:r>
+              <w:t xml:space="preserve">]</w:t>
+            </w:r>
+          </w:p>
+        </w:tc>
+        <w:tc>
+          <w:tcPr/>
+          <w:p>
+            <w:pPr>
+              <w:pStyle w:val="Compact"/>
+            </w:pPr>
+          </w:p>
+        </w:tc>
+        <w:tc>
+          <w:tcPr/>
+          <w:p>
+            <w:pPr>
+              <w:pStyle w:val="Compact"/>
+            </w:pPr>
+            <w:r>
+              <w:t xml:space="preserve">Lab9: PC3-G-Toad Muscle [</w:t>
+            </w:r>
+            <w:hyperlink r:id="rId68">
+              <w:r>
+                <w:rPr>
+                  <w:rStyle w:val="Hyperlink"/>
+                </w:rPr>
+                <w:t xml:space="preserve">overview</w:t>
+              </w:r>
+            </w:hyperlink>
+            <w:r>
+              <w:t xml:space="preserve">]</w:t>
+            </w:r>
+          </w:p>
+        </w:tc>
+      </w:tr>
+      <w:tr>
+        <w:tc>
+          <w:tcPr/>
+          <w:p>
+            <w:pPr>
+              <w:pStyle w:val="Compact"/>
+            </w:pPr>
+          </w:p>
+        </w:tc>
+        <w:tc>
+          <w:tcPr/>
+          <w:p>
+            <w:pPr>
+              <w:pStyle w:val="Compact"/>
+            </w:pPr>
+            <w:r>
+              <w:t xml:space="preserve">F</w:t>
+            </w:r>
+          </w:p>
+        </w:tc>
+        <w:tc>
+          <w:tcPr/>
+          <w:p>
+            <w:pPr>
+              <w:pStyle w:val="Compact"/>
+            </w:pPr>
+            <w:r>
+              <w:t xml:space="preserve">Blood and Respiration</w:t>
+            </w:r>
+          </w:p>
+        </w:tc>
+        <w:tc>
+          <w:tcPr/>
+          <w:p>
+            <w:pPr>
+              <w:pStyle w:val="Compact"/>
+            </w:pPr>
+          </w:p>
+        </w:tc>
+        <w:tc>
+          <w:tcPr/>
+          <w:p>
+            <w:pPr>
+              <w:pStyle w:val="Compact"/>
+            </w:pPr>
+          </w:p>
+        </w:tc>
+      </w:tr>
+      <w:tr>
+        <w:tc>
+          <w:tcPr/>
+          <w:p>
+            <w:pPr>
+              <w:pStyle w:val="Compact"/>
+            </w:pPr>
+          </w:p>
+        </w:tc>
+        <w:tc>
+          <w:tcPr/>
+          <w:p>
+            <w:pPr>
+              <w:pStyle w:val="Compact"/>
+            </w:pPr>
+            <w:r>
+              <w:t xml:space="preserve">F</w:t>
+            </w:r>
+          </w:p>
+        </w:tc>
+        <w:tc>
+          <w:tcPr/>
+          <w:p>
+            <w:pPr>
+              <w:pStyle w:val="Compact"/>
+            </w:pPr>
+          </w:p>
+        </w:tc>
+        <w:tc>
+          <w:tcPr/>
+          <w:p>
+            <w:pPr>
+              <w:pStyle w:val="Compact"/>
+            </w:pPr>
+            <w:r>
               <w:t xml:space="preserve">Rewrite Design 2 [</w:t>
             </w:r>
-            <w:hyperlink r:id="rId66">
+            <w:hyperlink r:id="rId69">
               <w:r>
                 <w:rPr>
                   <w:rStyle w:val="Hyperlink"/>
                 </w:rPr>
                 <w:t xml:space="preserve">Due Monday midnight</w:t>
-              </w:r>
-            </w:hyperlink>
-            <w:r>
-              <w:t xml:space="preserve">]</w:t>
-            </w:r>
-          </w:p>
-        </w:tc>
-        <w:tc>
-          <w:tcPr/>
-          <w:p>
-            <w:pPr>
-              <w:pStyle w:val="Compact"/>
-            </w:pPr>
-          </w:p>
-        </w:tc>
-      </w:tr>
-      <w:tr>
-        <w:tc>
-          <w:tcPr/>
-          <w:p>
-            <w:pPr>
-              <w:pStyle w:val="Compact"/>
-            </w:pPr>
-            <w:r>
-              <w:t xml:space="preserve">11/5</w:t>
-            </w:r>
-          </w:p>
-        </w:tc>
-        <w:tc>
-          <w:tcPr/>
-          <w:p>
-            <w:pPr>
-              <w:pStyle w:val="Compact"/>
-            </w:pPr>
-            <w:r>
-              <w:t xml:space="preserve">W</w:t>
-            </w:r>
-          </w:p>
-        </w:tc>
-        <w:tc>
-          <w:tcPr/>
-          <w:p>
-            <w:pPr>
-              <w:pStyle w:val="Compact"/>
-            </w:pPr>
-            <w:r>
-              <w:t xml:space="preserve">Blood and Respiration [</w:t>
-            </w:r>
-            <w:hyperlink r:id="rId67">
-              <w:r>
-                <w:rPr>
-                  <w:rStyle w:val="Hyperlink"/>
-                </w:rPr>
-                <w:t xml:space="preserve">html</w:t>
-              </w:r>
-            </w:hyperlink>
-            <w:r>
-              <w:t xml:space="preserve">]</w:t>
-            </w:r>
-          </w:p>
-        </w:tc>
-        <w:tc>
-          <w:tcPr/>
-          <w:p>
-            <w:pPr>
-              <w:pStyle w:val="Compact"/>
-            </w:pPr>
-          </w:p>
-        </w:tc>
-        <w:tc>
-          <w:tcPr/>
-          <w:p>
-            <w:pPr>
-              <w:pStyle w:val="Compact"/>
-            </w:pPr>
-            <w:r>
-              <w:t xml:space="preserve">Lab9: PC3-G-Toad Muscle [</w:t>
-            </w:r>
-            <w:hyperlink r:id="rId68">
-              <w:r>
-                <w:rPr>
-                  <w:rStyle w:val="Hyperlink"/>
-                </w:rPr>
-                <w:t xml:space="preserve">overview</w:t>
-              </w:r>
-            </w:hyperlink>
-            <w:r>
-              <w:t xml:space="preserve">]</w:t>
-            </w:r>
-          </w:p>
-        </w:tc>
-      </w:tr>
-      <w:tr>
-        <w:tc>
-          <w:tcPr/>
-          <w:p>
-            <w:pPr>
-              <w:pStyle w:val="Compact"/>
-            </w:pPr>
-          </w:p>
-        </w:tc>
-        <w:tc>
-          <w:tcPr/>
-          <w:p>
-            <w:pPr>
-              <w:pStyle w:val="Compact"/>
-            </w:pPr>
-            <w:r>
-              <w:t xml:space="preserve">F</w:t>
-            </w:r>
-          </w:p>
-        </w:tc>
-        <w:tc>
-          <w:tcPr/>
-          <w:p>
-            <w:pPr>
-              <w:pStyle w:val="Compact"/>
-            </w:pPr>
-            <w:r>
-              <w:t xml:space="preserve">Blood and Respiration</w:t>
-            </w:r>
-          </w:p>
-        </w:tc>
-        <w:tc>
-          <w:tcPr/>
-          <w:p>
-            <w:pPr>
-              <w:pStyle w:val="Compact"/>
-            </w:pPr>
-          </w:p>
-        </w:tc>
-        <w:tc>
-          <w:tcPr/>
-          <w:p>
-            <w:pPr>
-              <w:pStyle w:val="Compact"/>
-            </w:pPr>
-          </w:p>
-        </w:tc>
-      </w:tr>
-      <w:tr>
-        <w:tc>
-          <w:tcPr/>
-          <w:p>
-            <w:pPr>
-              <w:pStyle w:val="Compact"/>
-            </w:pPr>
-          </w:p>
-        </w:tc>
-        <w:tc>
-          <w:tcPr/>
-          <w:p>
-            <w:pPr>
-              <w:pStyle w:val="Compact"/>
-            </w:pPr>
-            <w:r>
-              <w:t xml:space="preserve">F</w:t>
-            </w:r>
-          </w:p>
-        </w:tc>
-        <w:tc>
-          <w:tcPr/>
-          <w:p>
-            <w:pPr>
-              <w:pStyle w:val="Compact"/>
-            </w:pPr>
-          </w:p>
-        </w:tc>
-        <w:tc>
-          <w:tcPr/>
-          <w:p>
-            <w:pPr>
-              <w:pStyle w:val="Compact"/>
-            </w:pPr>
-            <w:r>
-              <w:t xml:space="preserve">PS5: Muscles &amp; Biomech [</w:t>
-            </w:r>
-            <w:hyperlink r:id="rId69">
-              <w:r>
-                <w:rPr>
-                  <w:rStyle w:val="Hyperlink"/>
-                </w:rPr>
-                <w:t xml:space="preserve">pdf</w:t>
               </w:r>
             </w:hyperlink>
             <w:r>

--- a/docs/schedule.docx
+++ b/docs/schedule.docx
@@ -2206,14 +2206,6 @@
             <w:pPr>
               <w:pStyle w:val="Compact"/>
             </w:pPr>
-          </w:p>
-        </w:tc>
-        <w:tc>
-          <w:tcPr/>
-          <w:p>
-            <w:pPr>
-              <w:pStyle w:val="Compact"/>
-            </w:pPr>
             <w:r>
               <w:t xml:space="preserve">Design 2 Feeding &amp; Digestion [</w:t>
             </w:r>
@@ -2252,6 +2244,14 @@
             </w:r>
           </w:p>
         </w:tc>
+        <w:tc>
+          <w:tcPr/>
+          <w:p>
+            <w:pPr>
+              <w:pStyle w:val="Compact"/>
+            </w:pPr>
+          </w:p>
+        </w:tc>
       </w:tr>
       <w:tr>
         <w:tc>
@@ -2675,7 +2675,7 @@
                 <w:rPr>
                   <w:rStyle w:val="Hyperlink"/>
                 </w:rPr>
-                <w:t xml:space="preserve">Due Monday midnight</w:t>
+                <w:t xml:space="preserve">Due midnight</w:t>
               </w:r>
             </w:hyperlink>
             <w:r>

--- a/docs/schedule.docx
+++ b/docs/schedule.docx
@@ -2614,51 +2614,6 @@
             <w:r>
               <w:t xml:space="preserve">Blood and Respiration</w:t>
             </w:r>
-          </w:p>
-        </w:tc>
-        <w:tc>
-          <w:tcPr/>
-          <w:p>
-            <w:pPr>
-              <w:pStyle w:val="Compact"/>
-            </w:pPr>
-          </w:p>
-        </w:tc>
-        <w:tc>
-          <w:tcPr/>
-          <w:p>
-            <w:pPr>
-              <w:pStyle w:val="Compact"/>
-            </w:pPr>
-          </w:p>
-        </w:tc>
-      </w:tr>
-      <w:tr>
-        <w:tc>
-          <w:tcPr/>
-          <w:p>
-            <w:pPr>
-              <w:pStyle w:val="Compact"/>
-            </w:pPr>
-          </w:p>
-        </w:tc>
-        <w:tc>
-          <w:tcPr/>
-          <w:p>
-            <w:pPr>
-              <w:pStyle w:val="Compact"/>
-            </w:pPr>
-            <w:r>
-              <w:t xml:space="preserve">F</w:t>
-            </w:r>
-          </w:p>
-        </w:tc>
-        <w:tc>
-          <w:tcPr/>
-          <w:p>
-            <w:pPr>
-              <w:pStyle w:val="Compact"/>
-            </w:pPr>
           </w:p>
         </w:tc>
         <w:tc>

--- a/docs/schedule.docx
+++ b/docs/schedule.docx
@@ -2805,6 +2805,99 @@
             <w:pPr>
               <w:pStyle w:val="Compact"/>
             </w:pPr>
+          </w:p>
+        </w:tc>
+        <w:tc>
+          <w:tcPr/>
+          <w:p>
+            <w:pPr>
+              <w:pStyle w:val="Compact"/>
+            </w:pPr>
+          </w:p>
+        </w:tc>
+      </w:tr>
+      <w:tr>
+        <w:tc>
+          <w:tcPr/>
+          <w:p>
+            <w:pPr>
+              <w:pStyle w:val="Compact"/>
+            </w:pPr>
+            <w:r>
+              <w:t xml:space="preserve">Week 13</w:t>
+            </w:r>
+          </w:p>
+        </w:tc>
+        <w:tc>
+          <w:tcPr/>
+          <w:p>
+            <w:pPr>
+              <w:pStyle w:val="Compact"/>
+            </w:pPr>
+          </w:p>
+        </w:tc>
+        <w:tc>
+          <w:tcPr/>
+          <w:p>
+            <w:pPr>
+              <w:pStyle w:val="Compact"/>
+            </w:pPr>
+          </w:p>
+        </w:tc>
+        <w:tc>
+          <w:tcPr/>
+          <w:p>
+            <w:pPr>
+              <w:pStyle w:val="Compact"/>
+            </w:pPr>
+          </w:p>
+        </w:tc>
+        <w:tc>
+          <w:tcPr/>
+          <w:p>
+            <w:pPr>
+              <w:pStyle w:val="Compact"/>
+            </w:pPr>
+          </w:p>
+        </w:tc>
+      </w:tr>
+      <w:tr>
+        <w:tc>
+          <w:tcPr/>
+          <w:p>
+            <w:pPr>
+              <w:pStyle w:val="Compact"/>
+            </w:pPr>
+            <w:r>
+              <w:t xml:space="preserve">11/17</w:t>
+            </w:r>
+          </w:p>
+        </w:tc>
+        <w:tc>
+          <w:tcPr/>
+          <w:p>
+            <w:pPr>
+              <w:pStyle w:val="Compact"/>
+            </w:pPr>
+            <w:r>
+              <w:t xml:space="preserve">M</w:t>
+            </w:r>
+          </w:p>
+        </w:tc>
+        <w:tc>
+          <w:tcPr/>
+          <w:p>
+            <w:pPr>
+              <w:pStyle w:val="Compact"/>
+            </w:pPr>
+          </w:p>
+        </w:tc>
+        <w:tc>
+          <w:tcPr/>
+          <w:p>
+            <w:pPr>
+              <w:pStyle w:val="Compact"/>
+            </w:pPr>
             <w:r>
               <w:t xml:space="preserve">PS6: Respiration [</w:t>
             </w:r>
@@ -2838,51 +2931,6 @@
               <w:pStyle w:val="Compact"/>
             </w:pPr>
             <w:r>
-              <w:t xml:space="preserve">Week 13</w:t>
-            </w:r>
-          </w:p>
-        </w:tc>
-        <w:tc>
-          <w:tcPr/>
-          <w:p>
-            <w:pPr>
-              <w:pStyle w:val="Compact"/>
-            </w:pPr>
-          </w:p>
-        </w:tc>
-        <w:tc>
-          <w:tcPr/>
-          <w:p>
-            <w:pPr>
-              <w:pStyle w:val="Compact"/>
-            </w:pPr>
-          </w:p>
-        </w:tc>
-        <w:tc>
-          <w:tcPr/>
-          <w:p>
-            <w:pPr>
-              <w:pStyle w:val="Compact"/>
-            </w:pPr>
-          </w:p>
-        </w:tc>
-        <w:tc>
-          <w:tcPr/>
-          <w:p>
-            <w:pPr>
-              <w:pStyle w:val="Compact"/>
-            </w:pPr>
-          </w:p>
-        </w:tc>
-      </w:tr>
-      <w:tr>
-        <w:tc>
-          <w:tcPr/>
-          <w:p>
-            <w:pPr>
-              <w:pStyle w:val="Compact"/>
-            </w:pPr>
-            <w:r>
               <w:t xml:space="preserve">11/19</w:t>
             </w:r>
           </w:p>
@@ -3012,16 +3060,64 @@
             <w:pPr>
               <w:pStyle w:val="Compact"/>
             </w:pPr>
-          </w:p>
-        </w:tc>
-        <w:tc>
-          <w:tcPr/>
-          <w:p>
-            <w:pPr>
-              <w:pStyle w:val="Compact"/>
-            </w:pPr>
-            <w:r>
-              <w:t xml:space="preserve">F</w:t>
+            <w:r>
+              <w:t xml:space="preserve">Week 14</w:t>
+            </w:r>
+          </w:p>
+        </w:tc>
+        <w:tc>
+          <w:tcPr/>
+          <w:p>
+            <w:pPr>
+              <w:pStyle w:val="Compact"/>
+            </w:pPr>
+          </w:p>
+        </w:tc>
+        <w:tc>
+          <w:tcPr/>
+          <w:p>
+            <w:pPr>
+              <w:pStyle w:val="Compact"/>
+            </w:pPr>
+          </w:p>
+        </w:tc>
+        <w:tc>
+          <w:tcPr/>
+          <w:p>
+            <w:pPr>
+              <w:pStyle w:val="Compact"/>
+            </w:pPr>
+          </w:p>
+        </w:tc>
+        <w:tc>
+          <w:tcPr/>
+          <w:p>
+            <w:pPr>
+              <w:pStyle w:val="Compact"/>
+            </w:pPr>
+          </w:p>
+        </w:tc>
+      </w:tr>
+      <w:tr>
+        <w:tc>
+          <w:tcPr/>
+          <w:p>
+            <w:pPr>
+              <w:pStyle w:val="Compact"/>
+            </w:pPr>
+            <w:r>
+              <w:t xml:space="preserve">11/17</w:t>
+            </w:r>
+          </w:p>
+        </w:tc>
+        <w:tc>
+          <w:tcPr/>
+          <w:p>
+            <w:pPr>
+              <w:pStyle w:val="Compact"/>
+            </w:pPr>
+            <w:r>
+              <w:t xml:space="preserve">M</w:t>
             </w:r>
           </w:p>
         </w:tc>
@@ -3094,51 +3190,6 @@
               <w:pStyle w:val="Compact"/>
             </w:pPr>
             <w:r>
-              <w:t xml:space="preserve">Week 14</w:t>
-            </w:r>
-          </w:p>
-        </w:tc>
-        <w:tc>
-          <w:tcPr/>
-          <w:p>
-            <w:pPr>
-              <w:pStyle w:val="Compact"/>
-            </w:pPr>
-          </w:p>
-        </w:tc>
-        <w:tc>
-          <w:tcPr/>
-          <w:p>
-            <w:pPr>
-              <w:pStyle w:val="Compact"/>
-            </w:pPr>
-          </w:p>
-        </w:tc>
-        <w:tc>
-          <w:tcPr/>
-          <w:p>
-            <w:pPr>
-              <w:pStyle w:val="Compact"/>
-            </w:pPr>
-          </w:p>
-        </w:tc>
-        <w:tc>
-          <w:tcPr/>
-          <w:p>
-            <w:pPr>
-              <w:pStyle w:val="Compact"/>
-            </w:pPr>
-          </w:p>
-        </w:tc>
-      </w:tr>
-      <w:tr>
-        <w:tc>
-          <w:tcPr/>
-          <w:p>
-            <w:pPr>
-              <w:pStyle w:val="Compact"/>
-            </w:pPr>
-            <w:r>
               <w:t xml:space="preserve">11/26</w:t>
             </w:r>
           </w:p>
@@ -3161,18 +3212,7 @@
               <w:pStyle w:val="Compact"/>
             </w:pPr>
             <w:r>
-              <w:t xml:space="preserve">Osmoregulation 2 [</w:t>
-            </w:r>
-            <w:hyperlink r:id="rId77">
-              <w:r>
-                <w:rPr>
-                  <w:rStyle w:val="Hyperlink"/>
-                </w:rPr>
-                <w:t xml:space="preserve">html</w:t>
-              </w:r>
-            </w:hyperlink>
-            <w:r>
-              <w:t xml:space="preserve">]</w:t>
+              <w:t xml:space="preserve">No Class - work on papers</w:t>
             </w:r>
           </w:p>
         </w:tc>
@@ -3323,9 +3363,82 @@
               <w:pStyle w:val="Compact"/>
             </w:pPr>
             <w:r>
+              <w:t xml:space="preserve">Osmoregulation 2 [</w:t>
+            </w:r>
+            <w:hyperlink r:id="rId77">
+              <w:r>
+                <w:rPr>
+                  <w:rStyle w:val="Hyperlink"/>
+                </w:rPr>
+                <w:t xml:space="preserve">html</w:t>
+              </w:r>
+            </w:hyperlink>
+            <w:r>
+              <w:t xml:space="preserve">]</w:t>
+            </w:r>
+          </w:p>
+        </w:tc>
+        <w:tc>
+          <w:tcPr/>
+          <w:p>
+            <w:pPr>
+              <w:pStyle w:val="Compact"/>
+            </w:pPr>
+          </w:p>
+        </w:tc>
+        <w:tc>
+          <w:tcPr/>
+          <w:p>
+            <w:pPr>
+              <w:pStyle w:val="Compact"/>
+            </w:pPr>
+            <w:r>
+              <w:t xml:space="preserve">Lab 12: PC2-G-Human Renal [</w:t>
+            </w:r>
+            <w:hyperlink r:id="rId78">
+              <w:r>
+                <w:rPr>
+                  <w:rStyle w:val="Hyperlink"/>
+                </w:rPr>
+                <w:t xml:space="preserve">overview</w:t>
+              </w:r>
+            </w:hyperlink>
+            <w:r>
+              <w:t xml:space="preserve">]</w:t>
+            </w:r>
+          </w:p>
+        </w:tc>
+      </w:tr>
+      <w:tr>
+        <w:tc>
+          <w:tcPr/>
+          <w:p>
+            <w:pPr>
+              <w:pStyle w:val="Compact"/>
+            </w:pPr>
+          </w:p>
+        </w:tc>
+        <w:tc>
+          <w:tcPr/>
+          <w:p>
+            <w:pPr>
+              <w:pStyle w:val="Compact"/>
+            </w:pPr>
+            <w:r>
+              <w:t xml:space="preserve">F</w:t>
+            </w:r>
+          </w:p>
+        </w:tc>
+        <w:tc>
+          <w:tcPr/>
+          <w:p>
+            <w:pPr>
+              <w:pStyle w:val="Compact"/>
+            </w:pPr>
+            <w:r>
               <w:t xml:space="preserve">Excretion [</w:t>
             </w:r>
-            <w:hyperlink r:id="rId78">
+            <w:hyperlink r:id="rId79">
               <w:r>
                 <w:rPr>
                   <w:rStyle w:val="Hyperlink"/>
@@ -3335,68 +3448,6 @@
             </w:hyperlink>
             <w:r>
               <w:t xml:space="preserve">]</w:t>
-            </w:r>
-          </w:p>
-        </w:tc>
-        <w:tc>
-          <w:tcPr/>
-          <w:p>
-            <w:pPr>
-              <w:pStyle w:val="Compact"/>
-            </w:pPr>
-          </w:p>
-        </w:tc>
-        <w:tc>
-          <w:tcPr/>
-          <w:p>
-            <w:pPr>
-              <w:pStyle w:val="Compact"/>
-            </w:pPr>
-            <w:r>
-              <w:t xml:space="preserve">Lab 12: PC2-G-Human Renal [</w:t>
-            </w:r>
-            <w:hyperlink r:id="rId79">
-              <w:r>
-                <w:rPr>
-                  <w:rStyle w:val="Hyperlink"/>
-                </w:rPr>
-                <w:t xml:space="preserve">overview</w:t>
-              </w:r>
-            </w:hyperlink>
-            <w:r>
-              <w:t xml:space="preserve">]</w:t>
-            </w:r>
-          </w:p>
-        </w:tc>
-      </w:tr>
-      <w:tr>
-        <w:tc>
-          <w:tcPr/>
-          <w:p>
-            <w:pPr>
-              <w:pStyle w:val="Compact"/>
-            </w:pPr>
-          </w:p>
-        </w:tc>
-        <w:tc>
-          <w:tcPr/>
-          <w:p>
-            <w:pPr>
-              <w:pStyle w:val="Compact"/>
-            </w:pPr>
-            <w:r>
-              <w:t xml:space="preserve">F</w:t>
-            </w:r>
-          </w:p>
-        </w:tc>
-        <w:tc>
-          <w:tcPr/>
-          <w:p>
-            <w:pPr>
-              <w:pStyle w:val="Compact"/>
-            </w:pPr>
-            <w:r>
-              <w:t xml:space="preserve">Excretion 2</w:t>
             </w:r>
           </w:p>
         </w:tc>

--- a/docs/schedule.docx
+++ b/docs/schedule.docx
@@ -2906,7 +2906,7 @@
                 <w:rPr>
                   <w:rStyle w:val="Hyperlink"/>
                 </w:rPr>
-                <w:t xml:space="preserve">due at start of class</w:t>
+                <w:t xml:space="preserve">#2 (see book),3,4 due on Lamaku</w:t>
               </w:r>
             </w:hyperlink>
             <w:r>
@@ -3106,7 +3106,7 @@
               <w:pStyle w:val="Compact"/>
             </w:pPr>
             <w:r>
-              <w:t xml:space="preserve">11/17</w:t>
+              <w:t xml:space="preserve">11/24</w:t>
             </w:r>
           </w:p>
         </w:tc>

--- a/docs/schedule.docx
+++ b/docs/schedule.docx
@@ -10,7 +10,7 @@
         <w:t xml:space="preserve">Schedule</w:t>
       </w:r>
     </w:p>
-    <w:bookmarkStart w:id="83" w:name="assignment-schedule-subject-to-change"/>
+    <w:bookmarkStart w:id="84" w:name="assignment-schedule-subject-to-change"/>
     <w:p>
       <w:pPr>
         <w:pStyle w:val="Heading2"/>
@@ -2983,7 +2983,18 @@
               <w:pStyle w:val="Compact"/>
             </w:pPr>
             <w:r>
-              <w:t xml:space="preserve">Lab 11: PC1-G-Human EEG [[overview]]</w:t>
+              <w:t xml:space="preserve">Lab 11: PC1-G-Human EEG [</w:t>
+            </w:r>
+            <w:hyperlink r:id="rId73">
+              <w:r>
+                <w:rPr>
+                  <w:rStyle w:val="Hyperlink"/>
+                </w:rPr>
+                <w:t xml:space="preserve">overview</w:t>
+              </w:r>
+            </w:hyperlink>
+            <w:r>
+              <w:t xml:space="preserve">]</w:t>
             </w:r>
           </w:p>
         </w:tc>
@@ -3020,7 +3031,7 @@
             <w:r>
               <w:t xml:space="preserve"> </w:t>
             </w:r>
-            <w:hyperlink r:id="rId73">
+            <w:hyperlink r:id="rId74">
               <w:r>
                 <w:rPr>
                   <w:rStyle w:val="Hyperlink"/>
@@ -3138,7 +3149,7 @@
             <w:r>
               <w:t xml:space="preserve">Design 3 Resipration, Peer Critique 3 [</w:t>
             </w:r>
-            <w:hyperlink r:id="rId74">
+            <w:hyperlink r:id="rId75">
               <w:r>
                 <w:rPr>
                   <w:rStyle w:val="Hyperlink"/>
@@ -3149,7 +3160,7 @@
             <w:r>
               <w:t xml:space="preserve">] [</w:t>
             </w:r>
-            <w:hyperlink r:id="rId75">
+            <w:hyperlink r:id="rId76">
               <w:r>
                 <w:rPr>
                   <w:rStyle w:val="Hyperlink"/>
@@ -3160,7 +3171,7 @@
             <w:r>
               <w:t xml:space="preserve">] [</w:t>
             </w:r>
-            <w:hyperlink r:id="rId76">
+            <w:hyperlink r:id="rId77">
               <w:r>
                 <w:rPr>
                   <w:rStyle w:val="Hyperlink"/>
@@ -3365,7 +3376,7 @@
             <w:r>
               <w:t xml:space="preserve">Osmoregulation 2 [</w:t>
             </w:r>
-            <w:hyperlink r:id="rId77">
+            <w:hyperlink r:id="rId78">
               <w:r>
                 <w:rPr>
                   <w:rStyle w:val="Hyperlink"/>
@@ -3395,7 +3406,7 @@
             <w:r>
               <w:t xml:space="preserve">Lab 12: PC2-G-Human Renal [</w:t>
             </w:r>
-            <w:hyperlink r:id="rId78">
+            <w:hyperlink r:id="rId79">
               <w:r>
                 <w:rPr>
                   <w:rStyle w:val="Hyperlink"/>
@@ -3438,7 +3449,7 @@
             <w:r>
               <w:t xml:space="preserve">Excretion [</w:t>
             </w:r>
-            <w:hyperlink r:id="rId79">
+            <w:hyperlink r:id="rId80">
               <w:r>
                 <w:rPr>
                   <w:rStyle w:val="Hyperlink"/>
@@ -3457,10 +3468,148 @@
             <w:pPr>
               <w:pStyle w:val="Compact"/>
             </w:pPr>
+          </w:p>
+        </w:tc>
+        <w:tc>
+          <w:tcPr/>
+          <w:p>
+            <w:pPr>
+              <w:pStyle w:val="Compact"/>
+            </w:pPr>
+          </w:p>
+        </w:tc>
+      </w:tr>
+      <w:tr>
+        <w:tc>
+          <w:tcPr/>
+          <w:p>
+            <w:pPr>
+              <w:pStyle w:val="Compact"/>
+            </w:pPr>
+          </w:p>
+        </w:tc>
+        <w:tc>
+          <w:tcPr/>
+          <w:p>
+            <w:pPr>
+              <w:pStyle w:val="Compact"/>
+            </w:pPr>
+            <w:r>
+              <w:t xml:space="preserve">F</w:t>
+            </w:r>
+          </w:p>
+        </w:tc>
+        <w:tc>
+          <w:tcPr/>
+          <w:p>
+            <w:pPr>
+              <w:pStyle w:val="Compact"/>
+            </w:pPr>
+          </w:p>
+        </w:tc>
+        <w:tc>
+          <w:tcPr/>
+          <w:p>
+            <w:pPr>
+              <w:pStyle w:val="Compact"/>
+            </w:pPr>
+            <w:r>
+              <w:t xml:space="preserve">Design 3 Rewrite</w:t>
+            </w:r>
+          </w:p>
+        </w:tc>
+        <w:tc>
+          <w:tcPr/>
+          <w:p>
+            <w:pPr>
+              <w:pStyle w:val="Compact"/>
+            </w:pPr>
+          </w:p>
+        </w:tc>
+      </w:tr>
+      <w:tr>
+        <w:tc>
+          <w:tcPr/>
+          <w:p>
+            <w:pPr>
+              <w:pStyle w:val="Compact"/>
+            </w:pPr>
+            <w:r>
+              <w:t xml:space="preserve">Week 16</w:t>
+            </w:r>
+          </w:p>
+        </w:tc>
+        <w:tc>
+          <w:tcPr/>
+          <w:p>
+            <w:pPr>
+              <w:pStyle w:val="Compact"/>
+            </w:pPr>
+          </w:p>
+        </w:tc>
+        <w:tc>
+          <w:tcPr/>
+          <w:p>
+            <w:pPr>
+              <w:pStyle w:val="Compact"/>
+            </w:pPr>
+          </w:p>
+        </w:tc>
+        <w:tc>
+          <w:tcPr/>
+          <w:p>
+            <w:pPr>
+              <w:pStyle w:val="Compact"/>
+            </w:pPr>
+          </w:p>
+        </w:tc>
+        <w:tc>
+          <w:tcPr/>
+          <w:p>
+            <w:pPr>
+              <w:pStyle w:val="Compact"/>
+            </w:pPr>
+          </w:p>
+        </w:tc>
+      </w:tr>
+      <w:tr>
+        <w:tc>
+          <w:tcPr/>
+          <w:p>
+            <w:pPr>
+              <w:pStyle w:val="Compact"/>
+            </w:pPr>
+          </w:p>
+        </w:tc>
+        <w:tc>
+          <w:tcPr/>
+          <w:p>
+            <w:pPr>
+              <w:pStyle w:val="Compact"/>
+            </w:pPr>
+            <w:r>
+              <w:t xml:space="preserve">M</w:t>
+            </w:r>
+          </w:p>
+        </w:tc>
+        <w:tc>
+          <w:tcPr/>
+          <w:p>
+            <w:pPr>
+              <w:pStyle w:val="Compact"/>
+            </w:pPr>
+          </w:p>
+        </w:tc>
+        <w:tc>
+          <w:tcPr/>
+          <w:p>
+            <w:pPr>
+              <w:pStyle w:val="Compact"/>
+            </w:pPr>
             <w:r>
               <w:t xml:space="preserve">PS7: Osmoregulation [</w:t>
             </w:r>
-            <w:hyperlink r:id="rId80">
+            <w:hyperlink r:id="rId81">
               <w:r>
                 <w:rPr>
                   <w:rStyle w:val="Hyperlink"/>
@@ -3489,6 +3638,60 @@
             <w:pPr>
               <w:pStyle w:val="Compact"/>
             </w:pPr>
+            <w:r>
+              <w:t xml:space="preserve">12/10</w:t>
+            </w:r>
+          </w:p>
+        </w:tc>
+        <w:tc>
+          <w:tcPr/>
+          <w:p>
+            <w:pPr>
+              <w:pStyle w:val="Compact"/>
+            </w:pPr>
+            <w:r>
+              <w:t xml:space="preserve">W</w:t>
+            </w:r>
+          </w:p>
+        </w:tc>
+        <w:tc>
+          <w:tcPr/>
+          <w:p>
+            <w:pPr>
+              <w:pStyle w:val="Compact"/>
+            </w:pPr>
+            <w:r>
+              <w:t xml:space="preserve">Student Presentations</w:t>
+            </w:r>
+          </w:p>
+        </w:tc>
+        <w:tc>
+          <w:tcPr/>
+          <w:p>
+            <w:pPr>
+              <w:pStyle w:val="Compact"/>
+            </w:pPr>
+          </w:p>
+        </w:tc>
+        <w:tc>
+          <w:tcPr/>
+          <w:p>
+            <w:pPr>
+              <w:pStyle w:val="Compact"/>
+            </w:pPr>
+            <w:r>
+              <w:t xml:space="preserve">Turn in Lab 12</w:t>
+            </w:r>
+          </w:p>
+        </w:tc>
+      </w:tr>
+      <w:tr>
+        <w:tc>
+          <w:tcPr/>
+          <w:p>
+            <w:pPr>
+              <w:pStyle w:val="Compact"/>
+            </w:pPr>
           </w:p>
         </w:tc>
         <w:tc>
@@ -3508,102 +3711,6 @@
             <w:pPr>
               <w:pStyle w:val="Compact"/>
             </w:pPr>
-          </w:p>
-        </w:tc>
-        <w:tc>
-          <w:tcPr/>
-          <w:p>
-            <w:pPr>
-              <w:pStyle w:val="Compact"/>
-            </w:pPr>
-            <w:r>
-              <w:t xml:space="preserve">Design 3 Rewrite</w:t>
-            </w:r>
-          </w:p>
-        </w:tc>
-        <w:tc>
-          <w:tcPr/>
-          <w:p>
-            <w:pPr>
-              <w:pStyle w:val="Compact"/>
-            </w:pPr>
-          </w:p>
-        </w:tc>
-      </w:tr>
-      <w:tr>
-        <w:tc>
-          <w:tcPr/>
-          <w:p>
-            <w:pPr>
-              <w:pStyle w:val="Compact"/>
-            </w:pPr>
-            <w:r>
-              <w:t xml:space="preserve">Week 16</w:t>
-            </w:r>
-          </w:p>
-        </w:tc>
-        <w:tc>
-          <w:tcPr/>
-          <w:p>
-            <w:pPr>
-              <w:pStyle w:val="Compact"/>
-            </w:pPr>
-          </w:p>
-        </w:tc>
-        <w:tc>
-          <w:tcPr/>
-          <w:p>
-            <w:pPr>
-              <w:pStyle w:val="Compact"/>
-            </w:pPr>
-          </w:p>
-        </w:tc>
-        <w:tc>
-          <w:tcPr/>
-          <w:p>
-            <w:pPr>
-              <w:pStyle w:val="Compact"/>
-            </w:pPr>
-          </w:p>
-        </w:tc>
-        <w:tc>
-          <w:tcPr/>
-          <w:p>
-            <w:pPr>
-              <w:pStyle w:val="Compact"/>
-            </w:pPr>
-          </w:p>
-        </w:tc>
-      </w:tr>
-      <w:tr>
-        <w:tc>
-          <w:tcPr/>
-          <w:p>
-            <w:pPr>
-              <w:pStyle w:val="Compact"/>
-            </w:pPr>
-            <w:r>
-              <w:t xml:space="preserve">12/10</w:t>
-            </w:r>
-          </w:p>
-        </w:tc>
-        <w:tc>
-          <w:tcPr/>
-          <w:p>
-            <w:pPr>
-              <w:pStyle w:val="Compact"/>
-            </w:pPr>
-            <w:r>
-              <w:t xml:space="preserve">W</w:t>
-            </w:r>
-          </w:p>
-        </w:tc>
-        <w:tc>
-          <w:tcPr/>
-          <w:p>
-            <w:pPr>
-              <w:pStyle w:val="Compact"/>
-            </w:pPr>
             <w:r>
               <w:t xml:space="preserve">Student Presentations</w:t>
             </w:r>
@@ -3615,27 +3722,94 @@
             <w:pPr>
               <w:pStyle w:val="Compact"/>
             </w:pPr>
-          </w:p>
-        </w:tc>
-        <w:tc>
-          <w:tcPr/>
-          <w:p>
-            <w:pPr>
-              <w:pStyle w:val="Compact"/>
-            </w:pPr>
-            <w:r>
-              <w:t xml:space="preserve">Turn in Lab 12</w:t>
-            </w:r>
-          </w:p>
-        </w:tc>
-      </w:tr>
-      <w:tr>
-        <w:tc>
-          <w:tcPr/>
-          <w:p>
-            <w:pPr>
-              <w:pStyle w:val="Compact"/>
-            </w:pPr>
+            <w:r>
+              <w:t xml:space="preserve">Design 4: Osmoreg/Own (draft optional) [</w:t>
+            </w:r>
+            <w:hyperlink r:id="rId82">
+              <w:r>
+                <w:rPr>
+                  <w:rStyle w:val="Hyperlink"/>
+                </w:rPr>
+                <w:t xml:space="preserve">html</w:t>
+              </w:r>
+            </w:hyperlink>
+            <w:r>
+              <w:t xml:space="preserve">] [</w:t>
+            </w:r>
+            <w:hyperlink r:id="rId83">
+              <w:r>
+                <w:rPr>
+                  <w:rStyle w:val="Hyperlink"/>
+                </w:rPr>
+                <w:t xml:space="preserve">resources</w:t>
+              </w:r>
+            </w:hyperlink>
+            <w:r>
+              <w:t xml:space="preserve">]</w:t>
+            </w:r>
+          </w:p>
+        </w:tc>
+        <w:tc>
+          <w:tcPr/>
+          <w:p>
+            <w:pPr>
+              <w:pStyle w:val="Compact"/>
+            </w:pPr>
+          </w:p>
+        </w:tc>
+      </w:tr>
+      <w:tr>
+        <w:tc>
+          <w:tcPr/>
+          <w:p>
+            <w:pPr>
+              <w:pStyle w:val="Compact"/>
+            </w:pPr>
+          </w:p>
+        </w:tc>
+        <w:tc>
+          <w:tcPr/>
+          <w:p>
+            <w:pPr>
+              <w:pStyle w:val="Compact"/>
+            </w:pPr>
+          </w:p>
+        </w:tc>
+        <w:tc>
+          <w:tcPr/>
+          <w:p>
+            <w:pPr>
+              <w:pStyle w:val="Compact"/>
+            </w:pPr>
+          </w:p>
+        </w:tc>
+        <w:tc>
+          <w:tcPr/>
+          <w:p>
+            <w:pPr>
+              <w:pStyle w:val="Compact"/>
+            </w:pPr>
+          </w:p>
+        </w:tc>
+        <w:tc>
+          <w:tcPr/>
+          <w:p>
+            <w:pPr>
+              <w:pStyle w:val="Compact"/>
+            </w:pPr>
+          </w:p>
+        </w:tc>
+      </w:tr>
+      <w:tr>
+        <w:tc>
+          <w:tcPr/>
+          <w:p>
+            <w:pPr>
+              <w:pStyle w:val="Compact"/>
+            </w:pPr>
+            <w:r>
+              <w:t xml:space="preserve">12/19</w:t>
+            </w:r>
           </w:p>
         </w:tc>
         <w:tc>
@@ -3656,124 +3830,6 @@
               <w:pStyle w:val="Compact"/>
             </w:pPr>
             <w:r>
-              <w:t xml:space="preserve">Student Presentations</w:t>
-            </w:r>
-          </w:p>
-        </w:tc>
-        <w:tc>
-          <w:tcPr/>
-          <w:p>
-            <w:pPr>
-              <w:pStyle w:val="Compact"/>
-            </w:pPr>
-            <w:r>
-              <w:t xml:space="preserve">Design 4: Osmoreg/Own (draft optional) [</w:t>
-            </w:r>
-            <w:hyperlink r:id="rId81">
-              <w:r>
-                <w:rPr>
-                  <w:rStyle w:val="Hyperlink"/>
-                </w:rPr>
-                <w:t xml:space="preserve">html</w:t>
-              </w:r>
-            </w:hyperlink>
-            <w:r>
-              <w:t xml:space="preserve">] [</w:t>
-            </w:r>
-            <w:hyperlink r:id="rId82">
-              <w:r>
-                <w:rPr>
-                  <w:rStyle w:val="Hyperlink"/>
-                </w:rPr>
-                <w:t xml:space="preserve">resources</w:t>
-              </w:r>
-            </w:hyperlink>
-            <w:r>
-              <w:t xml:space="preserve">]</w:t>
-            </w:r>
-          </w:p>
-        </w:tc>
-        <w:tc>
-          <w:tcPr/>
-          <w:p>
-            <w:pPr>
-              <w:pStyle w:val="Compact"/>
-            </w:pPr>
-          </w:p>
-        </w:tc>
-      </w:tr>
-      <w:tr>
-        <w:tc>
-          <w:tcPr/>
-          <w:p>
-            <w:pPr>
-              <w:pStyle w:val="Compact"/>
-            </w:pPr>
-          </w:p>
-        </w:tc>
-        <w:tc>
-          <w:tcPr/>
-          <w:p>
-            <w:pPr>
-              <w:pStyle w:val="Compact"/>
-            </w:pPr>
-          </w:p>
-        </w:tc>
-        <w:tc>
-          <w:tcPr/>
-          <w:p>
-            <w:pPr>
-              <w:pStyle w:val="Compact"/>
-            </w:pPr>
-          </w:p>
-        </w:tc>
-        <w:tc>
-          <w:tcPr/>
-          <w:p>
-            <w:pPr>
-              <w:pStyle w:val="Compact"/>
-            </w:pPr>
-          </w:p>
-        </w:tc>
-        <w:tc>
-          <w:tcPr/>
-          <w:p>
-            <w:pPr>
-              <w:pStyle w:val="Compact"/>
-            </w:pPr>
-          </w:p>
-        </w:tc>
-      </w:tr>
-      <w:tr>
-        <w:tc>
-          <w:tcPr/>
-          <w:p>
-            <w:pPr>
-              <w:pStyle w:val="Compact"/>
-            </w:pPr>
-            <w:r>
-              <w:t xml:space="preserve">12/19</w:t>
-            </w:r>
-          </w:p>
-        </w:tc>
-        <w:tc>
-          <w:tcPr/>
-          <w:p>
-            <w:pPr>
-              <w:pStyle w:val="Compact"/>
-            </w:pPr>
-            <w:r>
-              <w:t xml:space="preserve">F</w:t>
-            </w:r>
-          </w:p>
-        </w:tc>
-        <w:tc>
-          <w:tcPr/>
-          <w:p>
-            <w:pPr>
-              <w:pStyle w:val="Compact"/>
-            </w:pPr>
-            <w:r>
               <w:t xml:space="preserve">Finals Week</w:t>
             </w:r>
           </w:p>
@@ -3841,7 +3897,7 @@
         </w:tc>
       </w:tr>
     </w:tbl>
-    <w:bookmarkEnd w:id="83"/>
+    <w:bookmarkEnd w:id="84"/>
     <w:sectPr/>
   </w:body>
 </w:document>
